--- a/漢文プリント_表なし版/絶句_生徒版.docx
+++ b/漢文プリント_表なし版/絶句_生徒版.docx
@@ -16,30 +16,19 @@
           <w:sz w:val="24"/>
           <w:szCs w:val="24"/>
         </w:rPr>
-        <w:t xml:space="preserve">【古典探究】杜甫「絶句」書き下し①　</w:t>
-      </w:r>
-      <w:r>
-        <w:rPr>
-          <w:rFonts w:ascii="UD デジタル教科書体 N" w:eastAsia="UD デジタル教科書体 N" w:hAnsi="UD デジタル教科書体 N" w:cs="UD デジタル教科書体 N"/>
-          <w:b/>
-          <w:bCs/>
-          <w:color w:val="1B3A6B"/>
-          <w:sz w:val="14"/>
-          <w:szCs w:val="14"/>
-        </w:rPr>
-        <w:t xml:space="preserve">『唐詩選』</w:t>
+        <w:t xml:space="preserve">【古典探究】杜甫「絶句」　書き下し・現代語訳</w:t>
       </w:r>
       <w:r>
         <w:drawing>
           <wp:anchor distT="0" distB="0" distL="0" distR="0" simplePos="0" relativeHeight="251658240" behindDoc="1" locked="0" layoutInCell="1" allowOverlap="1">
             <wp:simplePos x="0" y="0"/>
             <wp:positionH relativeFrom="page">
-              <wp:posOffset>7393940</wp:posOffset>
+              <wp:posOffset>5393690</wp:posOffset>
             </wp:positionH>
             <wp:positionV relativeFrom="page">
               <wp:posOffset>469900</wp:posOffset>
             </wp:positionV>
-            <wp:extent cx="2311400" cy="6512560"/>
+            <wp:extent cx="4311650" cy="6512560"/>
             <wp:effectExtent l="0" t="0" r="0" b="0"/>
             <wp:wrapNone/>
             <wp:docPr id="1" name="frame1"/>
@@ -51,7 +40,7 @@
                   <wps:spPr>
                     <a:xfrm>
                       <a:off x="0" y="0"/>
-                      <a:ext cx="2311400" cy="6512560"/>
+                      <a:ext cx="4311650" cy="6512560"/>
                     </a:xfrm>
                     <a:prstGeom prst="roundRect">
                       <a:avLst>
@@ -77,12 +66,12 @@
           <wp:anchor distT="0" distB="0" distL="0" distR="0" simplePos="0" relativeHeight="251658240" behindDoc="1" locked="0" layoutInCell="1" allowOverlap="1">
             <wp:simplePos x="0" y="0"/>
             <wp:positionH relativeFrom="page">
-              <wp:posOffset>6195059</wp:posOffset>
+              <wp:posOffset>3275965</wp:posOffset>
             </wp:positionH>
             <wp:positionV relativeFrom="page">
               <wp:posOffset>469900</wp:posOffset>
             </wp:positionV>
-            <wp:extent cx="1160145" cy="6512560"/>
+            <wp:extent cx="2008504" cy="6512560"/>
             <wp:effectExtent l="0" t="0" r="0" b="0"/>
             <wp:wrapNone/>
             <wp:docPr id="2" name="frame2"/>
@@ -94,7 +83,7 @@
                   <wps:spPr>
                     <a:xfrm>
                       <a:off x="0" y="0"/>
-                      <a:ext cx="1160145" cy="6512560"/>
+                      <a:ext cx="2008504" cy="6512560"/>
                     </a:xfrm>
                     <a:prstGeom prst="roundRect">
                       <a:avLst>
@@ -120,12 +109,12 @@
           <wp:anchor distT="0" distB="0" distL="0" distR="0" simplePos="0" relativeHeight="251658240" behindDoc="1" locked="0" layoutInCell="1" allowOverlap="1">
             <wp:simplePos x="0" y="0"/>
             <wp:positionH relativeFrom="page">
-              <wp:posOffset>5182870</wp:posOffset>
+              <wp:posOffset>1249680</wp:posOffset>
             </wp:positionH>
             <wp:positionV relativeFrom="page">
               <wp:posOffset>469900</wp:posOffset>
             </wp:positionV>
-            <wp:extent cx="948689" cy="6512560"/>
+            <wp:extent cx="1962785" cy="6512560"/>
             <wp:effectExtent l="0" t="0" r="0" b="0"/>
             <wp:wrapNone/>
             <wp:docPr id="3" name="frame3"/>
@@ -137,7 +126,7 @@
                   <wps:spPr>
                     <a:xfrm>
                       <a:off x="0" y="0"/>
-                      <a:ext cx="948689" cy="6512560"/>
+                      <a:ext cx="1962785" cy="6512560"/>
                     </a:xfrm>
                     <a:prstGeom prst="roundRect">
                       <a:avLst>
@@ -1510,713 +1499,6 @@
     <w:p>
       <w:pPr>
         <w:snapToGrid w:val="0"/>
-        <w:spacing w:before="0" w:after="170" w:line="304" w:lineRule="exact"/>
-        <w:ind w:right="230"/>
-      </w:pPr>
-      <w:r>
-        <w:rPr>
-          <w:rFonts w:ascii="UD デジタル教科書体 N" w:eastAsia="UD デジタル教科書体 N" w:hAnsi="UD デジタル教科書体 N" w:cs="UD デジタル教科書体 N"/>
-          <w:b/>
-          <w:bCs/>
-          <w:color w:val="1A1A1A"/>
-          <w:sz w:val="21"/>
-          <w:szCs w:val="21"/>
-        </w:rPr>
-        <w:t xml:space="preserve">一　詩形・訓点の確認</w:t>
-      </w:r>
-    </w:p>
-    <w:p>
-      <w:pPr>
-        <w:snapToGrid w:val="0"/>
-        <w:spacing w:before="0" w:after="170" w:line="261" w:lineRule="exact"/>
-        <w:ind w:right="230"/>
-      </w:pPr>
-      <w:r>
-        <w:rPr>
-          <w:rFonts w:ascii="UD デジタル教科書体 N" w:eastAsia="UD デジタル教科書体 N" w:hAnsi="UD デジタル教科書体 N" w:cs="UD デジタル教科書体 N"/>
-          <w:color w:val="1A1A1A"/>
-          <w:sz w:val="18"/>
-          <w:szCs w:val="18"/>
-        </w:rPr>
-        <w:t xml:space="preserve">１　この詩の形式を答え、押韻している漢字を順に抜き出せ。　形式（ </w:t>
-      </w:r>
-      <w:r>
-        <w:rPr>
-          <w:rFonts w:ascii="UD デジタル教科書体 N" w:eastAsia="UD デジタル教科書体 N" w:hAnsi="UD デジタル教科書体 N" w:cs="UD デジタル教科書体 N"/>
-          <w:color w:val="1A1A1A"/>
-          <w:sz w:val="18"/>
-          <w:szCs w:val="18"/>
-          <w:u w:val="single" w:color="A3B4CC"/>
-        </w:rPr>
-        <w:t xml:space="preserve">　　　　</w:t>
-      </w:r>
-      <w:r>
-        <w:rPr>
-          <w:rFonts w:ascii="UD デジタル教科書体 N" w:eastAsia="UD デジタル教科書体 N" w:hAnsi="UD デジタル教科書体 N" w:cs="UD デジタル教科書体 N"/>
-          <w:color w:val="1A1A1A"/>
-          <w:sz w:val="18"/>
-          <w:szCs w:val="18"/>
-        </w:rPr>
-        <w:t xml:space="preserve"> ）　押韻（ </w:t>
-      </w:r>
-      <w:r>
-        <w:rPr>
-          <w:rFonts w:ascii="UD デジタル教科書体 N" w:eastAsia="UD デジタル教科書体 N" w:hAnsi="UD デジタル教科書体 N" w:cs="UD デジタル教科書体 N"/>
-          <w:color w:val="1A1A1A"/>
-          <w:sz w:val="18"/>
-          <w:szCs w:val="18"/>
-          <w:u w:val="single" w:color="A3B4CC"/>
-        </w:rPr>
-        <w:t xml:space="preserve">　　　</w:t>
-      </w:r>
-      <w:r>
-        <w:rPr>
-          <w:rFonts w:ascii="UD デジタル教科書体 N" w:eastAsia="UD デジタル教科書体 N" w:hAnsi="UD デジタル教科書体 N" w:cs="UD デジタル教科書体 N"/>
-          <w:color w:val="1A1A1A"/>
-          <w:sz w:val="18"/>
-          <w:szCs w:val="18"/>
-        </w:rPr>
-        <w:t xml:space="preserve"> ）</w:t>
-      </w:r>
-    </w:p>
-    <w:p>
-      <w:pPr>
-        <w:snapToGrid w:val="0"/>
-        <w:spacing w:before="0" w:after="170" w:line="261" w:lineRule="exact"/>
-        <w:ind w:right="230"/>
-      </w:pPr>
-      <w:r>
-        <w:rPr>
-          <w:rFonts w:ascii="UD デジタル教科書体 N" w:eastAsia="UD デジタル教科書体 N" w:hAnsi="UD デジタル教科書体 N" w:cs="UD デジタル教科書体 N"/>
-          <w:color w:val="1A1A1A"/>
-          <w:sz w:val="18"/>
-          <w:szCs w:val="18"/>
-        </w:rPr>
-        <w:t xml:space="preserve">２　前半二句に見られる色彩の対比を、詩中の語で示せ。　（ </w:t>
-      </w:r>
-      <w:r>
-        <w:rPr>
-          <w:rFonts w:ascii="UD デジタル教科書体 N" w:eastAsia="UD デジタル教科書体 N" w:hAnsi="UD デジタル教科書体 N" w:cs="UD デジタル教科書体 N"/>
-          <w:color w:val="1A1A1A"/>
-          <w:sz w:val="18"/>
-          <w:szCs w:val="18"/>
-          <w:u w:val="single" w:color="A3B4CC"/>
-        </w:rPr>
-        <w:t xml:space="preserve">　　　　　　　　　　</w:t>
-      </w:r>
-      <w:r>
-        <w:rPr>
-          <w:rFonts w:ascii="UD デジタル教科書体 N" w:eastAsia="UD デジタル教科書体 N" w:hAnsi="UD デジタル教科書体 N" w:cs="UD デジタル教科書体 N"/>
-          <w:color w:val="1A1A1A"/>
-          <w:sz w:val="18"/>
-          <w:szCs w:val="18"/>
-        </w:rPr>
-        <w:t xml:space="preserve"> ）</w:t>
-      </w:r>
-    </w:p>
-    <w:p>
-      <w:pPr>
-        <w:snapToGrid w:val="0"/>
-        <w:spacing w:before="0" w:after="170" w:line="261" w:lineRule="exact"/>
-        <w:ind w:right="230"/>
-      </w:pPr>
-      <w:r>
-        <w:rPr>
-          <w:rFonts w:ascii="UD デジタル教科書体 N" w:eastAsia="UD デジタル教科書体 N" w:hAnsi="UD デジタル教科書体 N" w:cs="UD デジタル教科書体 N"/>
-          <w:color w:val="1A1A1A"/>
-          <w:sz w:val="18"/>
-          <w:szCs w:val="18"/>
-        </w:rPr>
-        <w:t xml:space="preserve">３　「看」の読みと意味を書け。　読み（ </w:t>
-      </w:r>
-      <w:r>
-        <w:rPr>
-          <w:rFonts w:ascii="UD デジタル教科書体 N" w:eastAsia="UD デジタル教科書体 N" w:hAnsi="UD デジタル教科書体 N" w:cs="UD デジタル教科書体 N"/>
-          <w:color w:val="1A1A1A"/>
-          <w:sz w:val="18"/>
-          <w:szCs w:val="18"/>
-          <w:u w:val="single" w:color="A3B4CC"/>
-        </w:rPr>
-        <w:t xml:space="preserve">　　　　</w:t>
-      </w:r>
-      <w:r>
-        <w:rPr>
-          <w:rFonts w:ascii="UD デジタル教科書体 N" w:eastAsia="UD デジタル教科書体 N" w:hAnsi="UD デジタル教科書体 N" w:cs="UD デジタル教科書体 N"/>
-          <w:color w:val="1A1A1A"/>
-          <w:sz w:val="18"/>
-          <w:szCs w:val="18"/>
-        </w:rPr>
-        <w:t xml:space="preserve"> ）　意味（ </w:t>
-      </w:r>
-      <w:r>
-        <w:rPr>
-          <w:rFonts w:ascii="UD デジタル教科書体 N" w:eastAsia="UD デジタル教科書体 N" w:hAnsi="UD デジタル教科書体 N" w:cs="UD デジタル教科書体 N"/>
-          <w:color w:val="1A1A1A"/>
-          <w:sz w:val="18"/>
-          <w:szCs w:val="18"/>
-          <w:u w:val="single" w:color="A3B4CC"/>
-        </w:rPr>
-        <w:t xml:space="preserve">　　　　　　　　　　　　</w:t>
-      </w:r>
-      <w:r>
-        <w:rPr>
-          <w:rFonts w:ascii="UD デジタル教科書体 N" w:eastAsia="UD デジタル教科書体 N" w:hAnsi="UD デジタル教科書体 N" w:cs="UD デジタル教科書体 N"/>
-          <w:color w:val="1A1A1A"/>
-          <w:sz w:val="18"/>
-          <w:szCs w:val="18"/>
-        </w:rPr>
-        <w:t xml:space="preserve"> ）</w:t>
-      </w:r>
-    </w:p>
-    <w:p>
-      <w:pPr>
-        <w:snapToGrid w:val="0"/>
-        <w:spacing w:before="0" w:after="170" w:line="304" w:lineRule="exact"/>
-        <w:ind w:right="230"/>
-      </w:pPr>
-      <w:r>
-        <w:rPr>
-          <w:rFonts w:ascii="UD デジタル教科書体 N" w:eastAsia="UD デジタル教科書体 N" w:hAnsi="UD デジタル教科書体 N" w:cs="UD デジタル教科書体 N"/>
-          <w:b/>
-          <w:bCs/>
-          <w:color w:val="1A1A1A"/>
-          <w:sz w:val="21"/>
-          <w:szCs w:val="21"/>
-        </w:rPr>
-        <w:t xml:space="preserve">語注と対句</w:t>
-      </w:r>
-    </w:p>
-    <w:p>
-      <w:pPr>
-        <w:snapToGrid w:val="0"/>
-        <w:spacing w:before="0" w:after="170" w:line="261" w:lineRule="exact"/>
-        <w:ind w:right="230"/>
-      </w:pPr>
-      <w:r>
-        <w:rPr>
-          <w:rFonts w:ascii="HG正楷書体-PRO" w:eastAsia="HG正楷書体-PRO" w:hAnsi="HG正楷書体-PRO" w:cs="HG正楷書体-PRO"/>
-          <w:b/>
-          <w:bCs/>
-          <w:color w:val="1B3A6B"/>
-          <w:sz w:val="18"/>
-          <w:szCs w:val="18"/>
-        </w:rPr>
-        <w:t xml:space="preserve">語注</w:t>
-      </w:r>
-      <w:r>
-        <w:rPr>
-          <w:rFonts w:ascii="UD デジタル教科書体 N" w:eastAsia="UD デジタル教科書体 N" w:hAnsi="UD デジタル教科書体 N" w:cs="UD デジタル教科書体 N"/>
-          <w:color w:val="1A1A1A"/>
-          <w:sz w:val="18"/>
-          <w:szCs w:val="18"/>
-        </w:rPr>
-        <w:t xml:space="preserve">　江＝長江（揚子江）。この詩は</w:t>
-      </w:r>
-      <w:r>
-        <w:rPr/>
-        <w:ruby>
-          <w:rubyPr>
-            <w:rubyAlign w:val="distributeLetter"/>
-            <w:hps w:val="8"/>
-            <w:hpsRaise w:val="15"/>
-            <w:hpsBaseText w:val="18"/>
-            <w:lid w:val="ja-JP"/>
-          </w:rubyPr>
-          <w:rt>
-            <w:r>
-              <w:rPr>
-                <w:rFonts w:ascii="UD デジタル教科書体 N" w:eastAsia="UD デジタル教科書体 N" w:hAnsi="UD デジタル教科書体 N" w:cs="UD デジタル教科書体 N"/>
-                <w:color w:val="1A1A1A"/>
-                <w:sz w:val="8"/>
-                <w:szCs w:val="8"/>
-              </w:rPr>
-              <w:t>せいと</w:t>
-            </w:r>
-          </w:rt>
-          <w:rubyBase>
-            <w:r>
-              <w:rPr>
-                <w:rFonts w:ascii="UD デジタル教科書体 N" w:eastAsia="UD デジタル教科書体 N" w:hAnsi="UD デジタル教科書体 N" w:cs="UD デジタル教科書体 N"/>
-                <w:color w:val="1A1A1A"/>
-                <w:sz w:val="18"/>
-                <w:szCs w:val="18"/>
-              </w:rPr>
-              <w:t xml:space="preserve">成都</w:t>
-            </w:r>
-          </w:rubyBase>
-        </w:ruby>
-      </w:r>
-      <w:r>
-        <w:rPr>
-          <w:rFonts w:ascii="UD デジタル教科書体 N" w:eastAsia="UD デジタル教科書体 N" w:hAnsi="UD デジタル教科書体 N" w:cs="UD デジタル教科書体 N"/>
-          <w:color w:val="1A1A1A"/>
-          <w:sz w:val="18"/>
-          <w:szCs w:val="18"/>
-        </w:rPr>
-        <w:t xml:space="preserve">の</w:t>
-      </w:r>
-      <w:r>
-        <w:rPr/>
-        <w:ruby>
-          <w:rubyPr>
-            <w:rubyAlign w:val="distributeLetter"/>
-            <w:hps w:val="8"/>
-            <w:hpsRaise w:val="15"/>
-            <w:hpsBaseText w:val="18"/>
-            <w:lid w:val="ja-JP"/>
-          </w:rubyPr>
-          <w:rt>
-            <w:r>
-              <w:rPr>
-                <w:rFonts w:ascii="UD デジタル教科書体 N" w:eastAsia="UD デジタル教科書体 N" w:hAnsi="UD デジタル教科書体 N" w:cs="UD デジタル教科書体 N"/>
-                <w:color w:val="1A1A1A"/>
-                <w:sz w:val="8"/>
-                <w:szCs w:val="8"/>
-              </w:rPr>
-              <w:t>そうどう</w:t>
-            </w:r>
-          </w:rt>
-          <w:rubyBase>
-            <w:r>
-              <w:rPr>
-                <w:rFonts w:ascii="UD デジタル教科書体 N" w:eastAsia="UD デジタル教科書体 N" w:hAnsi="UD デジタル教科書体 N" w:cs="UD デジタル教科書体 N"/>
-                <w:color w:val="1A1A1A"/>
-                <w:sz w:val="18"/>
-                <w:szCs w:val="18"/>
-              </w:rPr>
-              <w:t xml:space="preserve">草堂</w:t>
-            </w:r>
-          </w:rubyBase>
-        </w:ruby>
-      </w:r>
-      <w:r>
-        <w:rPr>
-          <w:rFonts w:ascii="UD デジタル教科書体 N" w:eastAsia="UD デジタル教科書体 N" w:hAnsi="UD デジタル教科書体 N" w:cs="UD デジタル教科書体 N"/>
-          <w:color w:val="1A1A1A"/>
-          <w:sz w:val="18"/>
-          <w:szCs w:val="18"/>
-        </w:rPr>
-        <w:t xml:space="preserve">で詠まれたとされる。　愈＝いよいよ、ますます。</w:t>
-      </w:r>
-    </w:p>
-    <w:p>
-      <w:pPr>
-        <w:snapToGrid w:val="0"/>
-        <w:spacing w:before="0" w:after="170" w:line="261" w:lineRule="exact"/>
-        <w:ind w:right="230"/>
-      </w:pPr>
-      <w:r>
-        <w:rPr>
-          <w:rFonts w:ascii="UD デジタル教科書体 N" w:eastAsia="UD デジタル教科書体 N" w:hAnsi="UD デジタル教科書体 N" w:cs="UD デジタル教科書体 N"/>
-          <w:color w:val="1A1A1A"/>
-          <w:sz w:val="18"/>
-          <w:szCs w:val="18"/>
-        </w:rPr>
-        <w:t xml:space="preserve">　　　　看＝みすみす、むなしく見ているうちに。　帰年＝故郷に帰る年。「是」は強意の指示語。</w:t>
-      </w:r>
-    </w:p>
-    <w:p>
-      <w:pPr>
-        <w:snapToGrid w:val="0"/>
-        <w:spacing w:before="0" w:after="170" w:line="261" w:lineRule="exact"/>
-        <w:ind w:right="230"/>
-      </w:pPr>
-      <w:r>
-        <w:rPr>
-          <w:rFonts w:ascii="HG正楷書体-PRO" w:eastAsia="HG正楷書体-PRO" w:hAnsi="HG正楷書体-PRO" w:cs="HG正楷書体-PRO"/>
-          <w:b/>
-          <w:bCs/>
-          <w:color w:val="1B3A6B"/>
-          <w:sz w:val="18"/>
-          <w:szCs w:val="18"/>
-        </w:rPr>
-        <w:t xml:space="preserve">対句</w:t>
-      </w:r>
-      <w:r>
-        <w:rPr>
-          <w:rFonts w:ascii="UD デジタル教科書体 N" w:eastAsia="UD デジタル教科書体 N" w:hAnsi="UD デジタル教科書体 N" w:cs="UD デジタル教科書体 N"/>
-          <w:color w:val="1A1A1A"/>
-          <w:sz w:val="18"/>
-          <w:szCs w:val="18"/>
-        </w:rPr>
-        <w:t xml:space="preserve">　第一・二句は</w:t>
-      </w:r>
-      <w:r>
-        <w:rPr/>
-        <w:ruby>
-          <w:rubyPr>
-            <w:rubyAlign w:val="distributeLetter"/>
-            <w:hps w:val="8"/>
-            <w:hpsRaise w:val="15"/>
-            <w:hpsBaseText w:val="18"/>
-            <w:lid w:val="ja-JP"/>
-          </w:rubyPr>
-          <w:rt>
-            <w:r>
-              <w:rPr>
-                <w:rFonts w:ascii="UD デジタル教科書体 N" w:eastAsia="UD デジタル教科書体 N" w:hAnsi="UD デジタル教科書体 N" w:cs="UD デジタル教科書体 N"/>
-                <w:color w:val="1A1A1A"/>
-                <w:sz w:val="8"/>
-                <w:szCs w:val="8"/>
-              </w:rPr>
-              <w:t>へき</w:t>
-            </w:r>
-          </w:rt>
-          <w:rubyBase>
-            <w:r>
-              <w:rPr>
-                <w:rFonts w:ascii="UD デジタル教科書体 N" w:eastAsia="UD デジタル教科書体 N" w:hAnsi="UD デジタル教科書体 N" w:cs="UD デジタル教科書体 N"/>
-                <w:color w:val="1A1A1A"/>
-                <w:sz w:val="18"/>
-                <w:szCs w:val="18"/>
-              </w:rPr>
-              <w:t xml:space="preserve">碧</w:t>
-            </w:r>
-          </w:rubyBase>
-        </w:ruby>
-      </w:r>
-      <w:r>
-        <w:rPr>
-          <w:rFonts w:ascii="UD デジタル教科書体 N" w:eastAsia="UD デジタル教科書体 N" w:hAnsi="UD デジタル教科書体 N" w:cs="UD デジタル教科書体 N"/>
-          <w:color w:val="1A1A1A"/>
-          <w:sz w:val="18"/>
-          <w:szCs w:val="18"/>
-        </w:rPr>
-        <w:t xml:space="preserve">と</w:t>
-      </w:r>
-      <w:r>
-        <w:rPr/>
-        <w:ruby>
-          <w:rubyPr>
-            <w:rubyAlign w:val="distributeLetter"/>
-            <w:hps w:val="8"/>
-            <w:hpsRaise w:val="15"/>
-            <w:hpsBaseText w:val="18"/>
-            <w:lid w:val="ja-JP"/>
-          </w:rubyPr>
-          <w:rt>
-            <w:r>
-              <w:rPr>
-                <w:rFonts w:ascii="UD デジタル教科書体 N" w:eastAsia="UD デジタル教科書体 N" w:hAnsi="UD デジタル教科書体 N" w:cs="UD デジタル教科書体 N"/>
-                <w:color w:val="1A1A1A"/>
-                <w:sz w:val="8"/>
-                <w:szCs w:val="8"/>
-              </w:rPr>
-              <w:t>はく</w:t>
-            </w:r>
-          </w:rt>
-          <w:rubyBase>
-            <w:r>
-              <w:rPr>
-                <w:rFonts w:ascii="UD デジタル教科書体 N" w:eastAsia="UD デジタル教科書体 N" w:hAnsi="UD デジタル教科書体 N" w:cs="UD デジタル教科書体 N"/>
-                <w:color w:val="1A1A1A"/>
-                <w:sz w:val="18"/>
-                <w:szCs w:val="18"/>
-              </w:rPr>
-              <w:t xml:space="preserve">白</w:t>
-            </w:r>
-          </w:rubyBase>
-        </w:ruby>
-      </w:r>
-      <w:r>
-        <w:rPr>
-          <w:rFonts w:ascii="UD デジタル教科書体 N" w:eastAsia="UD デジタル教科書体 N" w:hAnsi="UD デジタル教科書体 N" w:cs="UD デジタル教科書体 N"/>
-          <w:color w:val="1A1A1A"/>
-          <w:sz w:val="18"/>
-          <w:szCs w:val="18"/>
-        </w:rPr>
-        <w:t xml:space="preserve">、</w:t>
-      </w:r>
-      <w:r>
-        <w:rPr/>
-        <w:ruby>
-          <w:rubyPr>
-            <w:rubyAlign w:val="distributeLetter"/>
-            <w:hps w:val="8"/>
-            <w:hpsRaise w:val="15"/>
-            <w:hpsBaseText w:val="18"/>
-            <w:lid w:val="ja-JP"/>
-          </w:rubyPr>
-          <w:rt>
-            <w:r>
-              <w:rPr>
-                <w:rFonts w:ascii="UD デジタル教科書体 N" w:eastAsia="UD デジタル教科書体 N" w:hAnsi="UD デジタル教科書体 N" w:cs="UD デジタル教科書体 N"/>
-                <w:color w:val="1A1A1A"/>
-                <w:sz w:val="8"/>
-                <w:szCs w:val="8"/>
-              </w:rPr>
-              <w:t>せい</w:t>
-            </w:r>
-          </w:rt>
-          <w:rubyBase>
-            <w:r>
-              <w:rPr>
-                <w:rFonts w:ascii="UD デジタル教科書体 N" w:eastAsia="UD デジタル教科書体 N" w:hAnsi="UD デジタル教科書体 N" w:cs="UD デジタル教科書体 N"/>
-                <w:color w:val="1A1A1A"/>
-                <w:sz w:val="18"/>
-                <w:szCs w:val="18"/>
-              </w:rPr>
-              <w:t xml:space="preserve">青</w:t>
-            </w:r>
-          </w:rubyBase>
-        </w:ruby>
-      </w:r>
-      <w:r>
-        <w:rPr>
-          <w:rFonts w:ascii="UD デジタル教科書体 N" w:eastAsia="UD デジタル教科書体 N" w:hAnsi="UD デジタル教科書体 N" w:cs="UD デジタル教科書体 N"/>
-          <w:color w:val="1A1A1A"/>
-          <w:sz w:val="18"/>
-          <w:szCs w:val="18"/>
-        </w:rPr>
-        <w:t xml:space="preserve">と</w:t>
-      </w:r>
-      <w:r>
-        <w:rPr/>
-        <w:ruby>
-          <w:rubyPr>
-            <w:rubyAlign w:val="distributeLetter"/>
-            <w:hps w:val="8"/>
-            <w:hpsRaise w:val="15"/>
-            <w:hpsBaseText w:val="18"/>
-            <w:lid w:val="ja-JP"/>
-          </w:rubyPr>
-          <w:rt>
-            <w:r>
-              <w:rPr>
-                <w:rFonts w:ascii="UD デジタル教科書体 N" w:eastAsia="UD デジタル教科書体 N" w:hAnsi="UD デジタル教科書体 N" w:cs="UD デジタル教科書体 N"/>
-                <w:color w:val="1A1A1A"/>
-                <w:sz w:val="8"/>
-                <w:szCs w:val="8"/>
-              </w:rPr>
-              <w:t>ぜん</w:t>
-            </w:r>
-          </w:rt>
-          <w:rubyBase>
-            <w:r>
-              <w:rPr>
-                <w:rFonts w:ascii="UD デジタル教科書体 N" w:eastAsia="UD デジタル教科書体 N" w:hAnsi="UD デジタル教科書体 N" w:cs="UD デジタル教科書体 N"/>
-                <w:color w:val="1A1A1A"/>
-                <w:sz w:val="18"/>
-                <w:szCs w:val="18"/>
-              </w:rPr>
-              <w:t xml:space="preserve">然</w:t>
-            </w:r>
-          </w:rubyBase>
-        </w:ruby>
-      </w:r>
-      <w:r>
-        <w:rPr>
-          <w:rFonts w:ascii="UD デジタル教科書体 N" w:eastAsia="UD デジタル教科書体 N" w:hAnsi="UD デジタル教科書体 N" w:cs="UD デジタル教科書体 N"/>
-          <w:color w:val="1A1A1A"/>
-          <w:sz w:val="18"/>
-          <w:szCs w:val="18"/>
-        </w:rPr>
-        <w:t xml:space="preserve">（＝赤）という色彩の対比による対句。</w:t>
-      </w:r>
-    </w:p>
-    <w:p>
-      <w:pPr>
-        <w:spacing w:after="0" w:line="20" w:lineRule="exact"/>
-        <w:sectPr>
-          <w:type w:val="continuous"/>
-          <w:pgSz w:w="16838" w:h="11906" w:orient="landscape"/>
-          <w:pgMar w:top="850" w:right="907" w:bottom="1020" w:left="907" w:header="567" w:footer="567" w:gutter="0"/>
-          <w:cols w:num="1" w:space="284" w:equalWidth="1"/>
-          <w:textDirection w:val="tbRl"/>
-          <w:docGrid w:type="default" w:linePitch="360" w:charSpace="0"/>
-        </w:sectPr>
-      </w:pPr>
-    </w:p>
-    <w:p>
-      <w:pPr>
-        <w:snapToGrid w:val="0"/>
-        <w:spacing w:before="0" w:after="140" w:line="348" w:lineRule="exact"/>
-      </w:pPr>
-      <w:r>
-        <w:rPr>
-          <w:rFonts w:ascii="UD デジタル教科書体 N" w:eastAsia="UD デジタル教科書体 N" w:hAnsi="UD デジタル教科書体 N" w:cs="UD デジタル教科書体 N"/>
-          <w:b/>
-          <w:bCs/>
-          <w:color w:val="1B3A6B"/>
-          <w:sz w:val="24"/>
-          <w:szCs w:val="24"/>
-        </w:rPr>
-        <w:t xml:space="preserve">【古典探究】杜甫「絶句」現代語訳②　</w:t>
-      </w:r>
-      <w:r>
-        <w:rPr>
-          <w:rFonts w:ascii="UD デジタル教科書体 N" w:eastAsia="UD デジタル教科書体 N" w:hAnsi="UD デジタル教科書体 N" w:cs="UD デジタル教科書体 N"/>
-          <w:b/>
-          <w:bCs/>
-          <w:color w:val="1B3A6B"/>
-          <w:sz w:val="14"/>
-          <w:szCs w:val="14"/>
-        </w:rPr>
-        <w:t xml:space="preserve">『唐詩選』</w:t>
-      </w:r>
-      <w:r>
-        <w:drawing>
-          <wp:anchor distT="0" distB="0" distL="0" distR="0" simplePos="0" relativeHeight="251658240" behindDoc="1" locked="0" layoutInCell="1" allowOverlap="1">
-            <wp:simplePos x="0" y="0"/>
-            <wp:positionH relativeFrom="page">
-              <wp:posOffset>7393940</wp:posOffset>
-            </wp:positionH>
-            <wp:positionV relativeFrom="page">
-              <wp:posOffset>469900</wp:posOffset>
-            </wp:positionV>
-            <wp:extent cx="2311400" cy="6512560"/>
-            <wp:effectExtent l="0" t="0" r="0" b="0"/>
-            <wp:wrapNone/>
-            <wp:docPr id="1" name="frame1"/>
-            <wp:cNvGraphicFramePr/>
-            <a:graphic>
-              <a:graphicData uri="http://schemas.microsoft.com/office/word/2010/wordprocessingShape">
-                <wps:wsp>
-                  <wps:cNvSpPr/>
-                  <wps:spPr>
-                    <a:xfrm>
-                      <a:off x="0" y="0"/>
-                      <a:ext cx="2311400" cy="6512560"/>
-                    </a:xfrm>
-                    <a:prstGeom prst="roundRect">
-                      <a:avLst>
-                        <a:gd name="adj" fmla="val 4000"/>
-                      </a:avLst>
-                    </a:prstGeom>
-                    <a:noFill/>
-                    <a:ln w="12700">
-                      <a:solidFill>
-                        <a:srgbClr val="8FA3C4"/>
-                      </a:solidFill>
-                    </a:ln>
-                  </wps:spPr>
-                  <wps:bodyPr/>
-                </wps:wsp>
-              </a:graphicData>
-            </a:graphic>
-          </wp:anchor>
-        </w:drawing>
-      </w:r>
-      <w:r>
-        <w:drawing>
-          <wp:anchor distT="0" distB="0" distL="0" distR="0" simplePos="0" relativeHeight="251658240" behindDoc="1" locked="0" layoutInCell="1" allowOverlap="1">
-            <wp:simplePos x="0" y="0"/>
-            <wp:positionH relativeFrom="page">
-              <wp:posOffset>6398259</wp:posOffset>
-            </wp:positionH>
-            <wp:positionV relativeFrom="page">
-              <wp:posOffset>469900</wp:posOffset>
-            </wp:positionV>
-            <wp:extent cx="886459" cy="6512560"/>
-            <wp:effectExtent l="0" t="0" r="0" b="0"/>
-            <wp:wrapNone/>
-            <wp:docPr id="2" name="frame2"/>
-            <wp:cNvGraphicFramePr/>
-            <a:graphic>
-              <a:graphicData uri="http://schemas.microsoft.com/office/word/2010/wordprocessingShape">
-                <wps:wsp>
-                  <wps:cNvSpPr/>
-                  <wps:spPr>
-                    <a:xfrm>
-                      <a:off x="0" y="0"/>
-                      <a:ext cx="886459" cy="6512560"/>
-                    </a:xfrm>
-                    <a:prstGeom prst="roundRect">
-                      <a:avLst>
-                        <a:gd name="adj" fmla="val 4000"/>
-                      </a:avLst>
-                    </a:prstGeom>
-                    <a:noFill/>
-                    <a:ln w="12700">
-                      <a:solidFill>
-                        <a:srgbClr val="8FA3C4"/>
-                      </a:solidFill>
-                    </a:ln>
-                  </wps:spPr>
-                  <wps:bodyPr/>
-                </wps:wsp>
-              </a:graphicData>
-            </a:graphic>
-          </wp:anchor>
-        </w:drawing>
-      </w:r>
-      <w:r>
-        <w:drawing>
-          <wp:anchor distT="0" distB="0" distL="0" distR="0" simplePos="0" relativeHeight="251658240" behindDoc="1" locked="0" layoutInCell="1" allowOverlap="1">
-            <wp:simplePos x="0" y="0"/>
-            <wp:positionH relativeFrom="page">
-              <wp:posOffset>5494020</wp:posOffset>
-            </wp:positionH>
-            <wp:positionV relativeFrom="page">
-              <wp:posOffset>469900</wp:posOffset>
-            </wp:positionV>
-            <wp:extent cx="840739" cy="6512560"/>
-            <wp:effectExtent l="0" t="0" r="0" b="0"/>
-            <wp:wrapNone/>
-            <wp:docPr id="3" name="frame3"/>
-            <wp:cNvGraphicFramePr/>
-            <a:graphic>
-              <a:graphicData uri="http://schemas.microsoft.com/office/word/2010/wordprocessingShape">
-                <wps:wsp>
-                  <wps:cNvSpPr/>
-                  <wps:spPr>
-                    <a:xfrm>
-                      <a:off x="0" y="0"/>
-                      <a:ext cx="840739" cy="6512560"/>
-                    </a:xfrm>
-                    <a:prstGeom prst="roundRect">
-                      <a:avLst>
-                        <a:gd name="adj" fmla="val 4000"/>
-                      </a:avLst>
-                    </a:prstGeom>
-                    <a:noFill/>
-                    <a:ln w="12700">
-                      <a:solidFill>
-                        <a:srgbClr val="8FA3C4"/>
-                      </a:solidFill>
-                    </a:ln>
-                  </wps:spPr>
-                  <wps:bodyPr/>
-                </wps:wsp>
-              </a:graphicData>
-            </a:graphic>
-          </wp:anchor>
-        </w:drawing>
-      </w:r>
-    </w:p>
-    <w:p>
-      <w:pPr>
-        <w:snapToGrid w:val="0"/>
-        <w:spacing w:before="0" w:after="140" w:line="319" w:lineRule="exact"/>
-        <w:ind w:right="2200"/>
-        <w:jc w:val="right"/>
-      </w:pPr>
-      <w:r>
-        <w:rPr>
-          <w:rFonts w:ascii="UD デジタル教科書体 N" w:eastAsia="UD デジタル教科書体 N" w:hAnsi="UD デジタル教科書体 N" w:cs="UD デジタル教科書体 N"/>
-          <w:color w:val="1A1A1A"/>
-          <w:sz w:val="22"/>
-          <w:szCs w:val="22"/>
-        </w:rPr>
-        <w:t xml:space="preserve">二年　　組　　　番　氏名</w:t>
-      </w:r>
-    </w:p>
-    <w:p>
-      <w:pPr>
-        <w:spacing w:after="0" w:line="20" w:lineRule="exact"/>
-        <w:sectPr>
-          <w:type w:val="nextPage"/>
-          <w:pgSz w:w="16838" w:h="11906" w:orient="landscape"/>
-          <w:pgMar w:top="850" w:right="907" w:bottom="1020" w:left="907" w:header="567" w:footer="567" w:gutter="0"/>
-          <w:cols w:num="1" w:space="284" w:equalWidth="1"/>
-          <w:textDirection w:val="tbRl"/>
-          <w:docGrid w:type="default" w:linePitch="360" w:charSpace="0"/>
-        </w:sectPr>
-      </w:pPr>
-    </w:p>
-    <w:p>
-      <w:pPr>
-        <w:snapToGrid w:val="0"/>
         <w:spacing w:before="0" w:after="170" w:line="580" w:lineRule="exact"/>
         <w:ind w:right="170"/>
       </w:pPr>
@@ -2881,7 +2163,7 @@
           <w:sz w:val="21"/>
           <w:szCs w:val="21"/>
         </w:rPr>
-        <w:t xml:space="preserve">二　内容を読み深める問い</w:t>
+        <w:t xml:space="preserve">一　詩形・訓点の確認</w:t>
       </w:r>
     </w:p>
     <w:p>
@@ -2897,7 +2179,45 @@
           <w:sz w:val="18"/>
           <w:szCs w:val="18"/>
         </w:rPr>
-        <w:t xml:space="preserve">４　「何日是帰年」に込められた作者の思いを説明せよ。</w:t>
+        <w:t xml:space="preserve">１　この詩の形式を答え、押韻している漢字を順に抜き出せ。　形式（ </w:t>
+      </w:r>
+      <w:r>
+        <w:rPr>
+          <w:rFonts w:ascii="UD デジタル教科書体 N" w:eastAsia="UD デジタル教科書体 N" w:hAnsi="UD デジタル教科書体 N" w:cs="UD デジタル教科書体 N"/>
+          <w:color w:val="1A1A1A"/>
+          <w:sz w:val="18"/>
+          <w:szCs w:val="18"/>
+          <w:u w:val="single" w:color="A3B4CC"/>
+        </w:rPr>
+        <w:t xml:space="preserve">　　　　</w:t>
+      </w:r>
+      <w:r>
+        <w:rPr>
+          <w:rFonts w:ascii="UD デジタル教科書体 N" w:eastAsia="UD デジタル教科書体 N" w:hAnsi="UD デジタル教科書体 N" w:cs="UD デジタル教科書体 N"/>
+          <w:color w:val="1A1A1A"/>
+          <w:sz w:val="18"/>
+          <w:szCs w:val="18"/>
+        </w:rPr>
+        <w:t xml:space="preserve"> ）　押韻（ </w:t>
+      </w:r>
+      <w:r>
+        <w:rPr>
+          <w:rFonts w:ascii="UD デジタル教科書体 N" w:eastAsia="UD デジタル教科書体 N" w:hAnsi="UD デジタル教科書体 N" w:cs="UD デジタル教科書体 N"/>
+          <w:color w:val="1A1A1A"/>
+          <w:sz w:val="18"/>
+          <w:szCs w:val="18"/>
+          <w:u w:val="single" w:color="A3B4CC"/>
+        </w:rPr>
+        <w:t xml:space="preserve">　　　</w:t>
+      </w:r>
+      <w:r>
+        <w:rPr>
+          <w:rFonts w:ascii="UD デジタル教科書体 N" w:eastAsia="UD デジタル教科書体 N" w:hAnsi="UD デジタル教科書体 N" w:cs="UD デジタル教科書体 N"/>
+          <w:color w:val="1A1A1A"/>
+          <w:sz w:val="18"/>
+          <w:szCs w:val="18"/>
+        </w:rPr>
+        <w:t xml:space="preserve"> ）</w:t>
       </w:r>
     </w:p>
     <w:p>
@@ -2913,6 +2233,129 @@
           <w:sz w:val="18"/>
           <w:szCs w:val="18"/>
         </w:rPr>
+        <w:t xml:space="preserve">２　前半二句に見られる色彩の対比を、詩中の語で示せ。　（ </w:t>
+      </w:r>
+      <w:r>
+        <w:rPr>
+          <w:rFonts w:ascii="UD デジタル教科書体 N" w:eastAsia="UD デジタル教科書体 N" w:hAnsi="UD デジタル教科書体 N" w:cs="UD デジタル教科書体 N"/>
+          <w:color w:val="1A1A1A"/>
+          <w:sz w:val="18"/>
+          <w:szCs w:val="18"/>
+          <w:u w:val="single" w:color="A3B4CC"/>
+        </w:rPr>
+        <w:t xml:space="preserve">　　　　　　　　　　</w:t>
+      </w:r>
+      <w:r>
+        <w:rPr>
+          <w:rFonts w:ascii="UD デジタル教科書体 N" w:eastAsia="UD デジタル教科書体 N" w:hAnsi="UD デジタル教科書体 N" w:cs="UD デジタル教科書体 N"/>
+          <w:color w:val="1A1A1A"/>
+          <w:sz w:val="18"/>
+          <w:szCs w:val="18"/>
+        </w:rPr>
+        <w:t xml:space="preserve"> ）</w:t>
+      </w:r>
+    </w:p>
+    <w:p>
+      <w:pPr>
+        <w:snapToGrid w:val="0"/>
+        <w:spacing w:before="0" w:after="170" w:line="261" w:lineRule="exact"/>
+        <w:ind w:right="230"/>
+      </w:pPr>
+      <w:r>
+        <w:rPr>
+          <w:rFonts w:ascii="UD デジタル教科書体 N" w:eastAsia="UD デジタル教科書体 N" w:hAnsi="UD デジタル教科書体 N" w:cs="UD デジタル教科書体 N"/>
+          <w:color w:val="1A1A1A"/>
+          <w:sz w:val="18"/>
+          <w:szCs w:val="18"/>
+        </w:rPr>
+        <w:t xml:space="preserve">３　「看」の読みと意味を書け。　読み（ </w:t>
+      </w:r>
+      <w:r>
+        <w:rPr>
+          <w:rFonts w:ascii="UD デジタル教科書体 N" w:eastAsia="UD デジタル教科書体 N" w:hAnsi="UD デジタル教科書体 N" w:cs="UD デジタル教科書体 N"/>
+          <w:color w:val="1A1A1A"/>
+          <w:sz w:val="18"/>
+          <w:szCs w:val="18"/>
+          <w:u w:val="single" w:color="A3B4CC"/>
+        </w:rPr>
+        <w:t xml:space="preserve">　　　　</w:t>
+      </w:r>
+      <w:r>
+        <w:rPr>
+          <w:rFonts w:ascii="UD デジタル教科書体 N" w:eastAsia="UD デジタル教科書体 N" w:hAnsi="UD デジタル教科書体 N" w:cs="UD デジタル教科書体 N"/>
+          <w:color w:val="1A1A1A"/>
+          <w:sz w:val="18"/>
+          <w:szCs w:val="18"/>
+        </w:rPr>
+        <w:t xml:space="preserve"> ）　意味（ </w:t>
+      </w:r>
+      <w:r>
+        <w:rPr>
+          <w:rFonts w:ascii="UD デジタル教科書体 N" w:eastAsia="UD デジタル教科書体 N" w:hAnsi="UD デジタル教科書体 N" w:cs="UD デジタル教科書体 N"/>
+          <w:color w:val="1A1A1A"/>
+          <w:sz w:val="18"/>
+          <w:szCs w:val="18"/>
+          <w:u w:val="single" w:color="A3B4CC"/>
+        </w:rPr>
+        <w:t xml:space="preserve">　　　　　　　　　　　　</w:t>
+      </w:r>
+      <w:r>
+        <w:rPr>
+          <w:rFonts w:ascii="UD デジタル教科書体 N" w:eastAsia="UD デジタル教科書体 N" w:hAnsi="UD デジタル教科書体 N" w:cs="UD デジタル教科書体 N"/>
+          <w:color w:val="1A1A1A"/>
+          <w:sz w:val="18"/>
+          <w:szCs w:val="18"/>
+        </w:rPr>
+        <w:t xml:space="preserve"> ）</w:t>
+      </w:r>
+    </w:p>
+    <w:p>
+      <w:pPr>
+        <w:snapToGrid w:val="0"/>
+        <w:spacing w:before="0" w:after="170" w:line="304" w:lineRule="exact"/>
+        <w:ind w:right="230"/>
+      </w:pPr>
+      <w:r>
+        <w:rPr>
+          <w:rFonts w:ascii="UD デジタル教科書体 N" w:eastAsia="UD デジタル教科書体 N" w:hAnsi="UD デジタル教科書体 N" w:cs="UD デジタル教科書体 N"/>
+          <w:b/>
+          <w:bCs/>
+          <w:color w:val="1A1A1A"/>
+          <w:sz w:val="21"/>
+          <w:szCs w:val="21"/>
+        </w:rPr>
+        <w:t xml:space="preserve">二　内容を読み深める問い</w:t>
+      </w:r>
+    </w:p>
+    <w:p>
+      <w:pPr>
+        <w:snapToGrid w:val="0"/>
+        <w:spacing w:before="0" w:after="170" w:line="261" w:lineRule="exact"/>
+        <w:ind w:right="230"/>
+      </w:pPr>
+      <w:r>
+        <w:rPr>
+          <w:rFonts w:ascii="UD デジタル教科書体 N" w:eastAsia="UD デジタル教科書体 N" w:hAnsi="UD デジタル教科書体 N" w:cs="UD デジタル教科書体 N"/>
+          <w:color w:val="1A1A1A"/>
+          <w:sz w:val="18"/>
+          <w:szCs w:val="18"/>
+        </w:rPr>
+        <w:t xml:space="preserve">４　「何日是帰年」に込められた作者の思いを説明せよ。</w:t>
+      </w:r>
+    </w:p>
+    <w:p>
+      <w:pPr>
+        <w:snapToGrid w:val="0"/>
+        <w:spacing w:before="0" w:after="170" w:line="261" w:lineRule="exact"/>
+        <w:ind w:right="230"/>
+      </w:pPr>
+      <w:r>
+        <w:rPr>
+          <w:rFonts w:ascii="UD デジタル教科書体 N" w:eastAsia="UD デジタル教科書体 N" w:hAnsi="UD デジタル教科書体 N" w:cs="UD デジタル教科書体 N"/>
+          <w:color w:val="1A1A1A"/>
+          <w:sz w:val="18"/>
+          <w:szCs w:val="18"/>
+        </w:rPr>
         <w:t xml:space="preserve">　　（ </w:t>
       </w:r>
       <w:r>
@@ -2933,6 +2376,352 @@
           <w:szCs w:val="18"/>
         </w:rPr>
         <w:t xml:space="preserve"> ）</w:t>
+      </w:r>
+    </w:p>
+    <w:p>
+      <w:pPr>
+        <w:snapToGrid w:val="0"/>
+        <w:spacing w:before="0" w:after="170" w:line="304" w:lineRule="exact"/>
+        <w:ind w:right="230"/>
+      </w:pPr>
+      <w:r>
+        <w:rPr>
+          <w:rFonts w:ascii="UD デジタル教科書体 N" w:eastAsia="UD デジタル教科書体 N" w:hAnsi="UD デジタル教科書体 N" w:cs="UD デジタル教科書体 N"/>
+          <w:b/>
+          <w:bCs/>
+          <w:color w:val="1A1A1A"/>
+          <w:sz w:val="21"/>
+          <w:szCs w:val="21"/>
+        </w:rPr>
+        <w:t xml:space="preserve">語注と対句</w:t>
+      </w:r>
+    </w:p>
+    <w:p>
+      <w:pPr>
+        <w:snapToGrid w:val="0"/>
+        <w:spacing w:before="0" w:after="170" w:line="261" w:lineRule="exact"/>
+        <w:ind w:right="230"/>
+      </w:pPr>
+      <w:r>
+        <w:rPr>
+          <w:rFonts w:ascii="HG正楷書体-PRO" w:eastAsia="HG正楷書体-PRO" w:hAnsi="HG正楷書体-PRO" w:cs="HG正楷書体-PRO"/>
+          <w:b/>
+          <w:bCs/>
+          <w:color w:val="1B3A6B"/>
+          <w:sz w:val="18"/>
+          <w:szCs w:val="18"/>
+        </w:rPr>
+        <w:t xml:space="preserve">語注</w:t>
+      </w:r>
+      <w:r>
+        <w:rPr>
+          <w:rFonts w:ascii="UD デジタル教科書体 N" w:eastAsia="UD デジタル教科書体 N" w:hAnsi="UD デジタル教科書体 N" w:cs="UD デジタル教科書体 N"/>
+          <w:color w:val="1A1A1A"/>
+          <w:sz w:val="18"/>
+          <w:szCs w:val="18"/>
+        </w:rPr>
+        <w:t xml:space="preserve">　江＝長江（揚子江）。この詩は</w:t>
+      </w:r>
+      <w:r>
+        <w:rPr/>
+        <w:ruby>
+          <w:rubyPr>
+            <w:rubyAlign w:val="distributeLetter"/>
+            <w:hps w:val="8"/>
+            <w:hpsRaise w:val="15"/>
+            <w:hpsBaseText w:val="18"/>
+            <w:lid w:val="ja-JP"/>
+          </w:rubyPr>
+          <w:rt>
+            <w:r>
+              <w:rPr>
+                <w:rFonts w:ascii="UD デジタル教科書体 N" w:eastAsia="UD デジタル教科書体 N" w:hAnsi="UD デジタル教科書体 N" w:cs="UD デジタル教科書体 N"/>
+                <w:color w:val="1A1A1A"/>
+                <w:sz w:val="8"/>
+                <w:szCs w:val="8"/>
+              </w:rPr>
+              <w:t>せいと</w:t>
+            </w:r>
+          </w:rt>
+          <w:rubyBase>
+            <w:r>
+              <w:rPr>
+                <w:rFonts w:ascii="UD デジタル教科書体 N" w:eastAsia="UD デジタル教科書体 N" w:hAnsi="UD デジタル教科書体 N" w:cs="UD デジタル教科書体 N"/>
+                <w:color w:val="1A1A1A"/>
+                <w:sz w:val="18"/>
+                <w:szCs w:val="18"/>
+              </w:rPr>
+              <w:t xml:space="preserve">成都</w:t>
+            </w:r>
+          </w:rubyBase>
+        </w:ruby>
+      </w:r>
+      <w:r>
+        <w:rPr>
+          <w:rFonts w:ascii="UD デジタル教科書体 N" w:eastAsia="UD デジタル教科書体 N" w:hAnsi="UD デジタル教科書体 N" w:cs="UD デジタル教科書体 N"/>
+          <w:color w:val="1A1A1A"/>
+          <w:sz w:val="18"/>
+          <w:szCs w:val="18"/>
+        </w:rPr>
+        <w:t xml:space="preserve">の</w:t>
+      </w:r>
+      <w:r>
+        <w:rPr/>
+        <w:ruby>
+          <w:rubyPr>
+            <w:rubyAlign w:val="distributeLetter"/>
+            <w:hps w:val="8"/>
+            <w:hpsRaise w:val="15"/>
+            <w:hpsBaseText w:val="18"/>
+            <w:lid w:val="ja-JP"/>
+          </w:rubyPr>
+          <w:rt>
+            <w:r>
+              <w:rPr>
+                <w:rFonts w:ascii="UD デジタル教科書体 N" w:eastAsia="UD デジタル教科書体 N" w:hAnsi="UD デジタル教科書体 N" w:cs="UD デジタル教科書体 N"/>
+                <w:color w:val="1A1A1A"/>
+                <w:sz w:val="8"/>
+                <w:szCs w:val="8"/>
+              </w:rPr>
+              <w:t>そうどう</w:t>
+            </w:r>
+          </w:rt>
+          <w:rubyBase>
+            <w:r>
+              <w:rPr>
+                <w:rFonts w:ascii="UD デジタル教科書体 N" w:eastAsia="UD デジタル教科書体 N" w:hAnsi="UD デジタル教科書体 N" w:cs="UD デジタル教科書体 N"/>
+                <w:color w:val="1A1A1A"/>
+                <w:sz w:val="18"/>
+                <w:szCs w:val="18"/>
+              </w:rPr>
+              <w:t xml:space="preserve">草堂</w:t>
+            </w:r>
+          </w:rubyBase>
+        </w:ruby>
+      </w:r>
+      <w:r>
+        <w:rPr>
+          <w:rFonts w:ascii="UD デジタル教科書体 N" w:eastAsia="UD デジタル教科書体 N" w:hAnsi="UD デジタル教科書体 N" w:cs="UD デジタル教科書体 N"/>
+          <w:color w:val="1A1A1A"/>
+          <w:sz w:val="18"/>
+          <w:szCs w:val="18"/>
+        </w:rPr>
+        <w:t xml:space="preserve">で詠まれたとされる。　愈＝いよいよ、ますます。</w:t>
+      </w:r>
+    </w:p>
+    <w:p>
+      <w:pPr>
+        <w:snapToGrid w:val="0"/>
+        <w:spacing w:before="0" w:after="170" w:line="261" w:lineRule="exact"/>
+        <w:ind w:right="230"/>
+      </w:pPr>
+      <w:r>
+        <w:rPr>
+          <w:rFonts w:ascii="UD デジタル教科書体 N" w:eastAsia="UD デジタル教科書体 N" w:hAnsi="UD デジタル教科書体 N" w:cs="UD デジタル教科書体 N"/>
+          <w:color w:val="1A1A1A"/>
+          <w:sz w:val="18"/>
+          <w:szCs w:val="18"/>
+        </w:rPr>
+        <w:t xml:space="preserve">　　　　看＝みすみす、むなしく見ているうちに。　帰年＝故郷に帰る年。「是」は強意の指示語。</w:t>
+      </w:r>
+    </w:p>
+    <w:p>
+      <w:pPr>
+        <w:snapToGrid w:val="0"/>
+        <w:spacing w:before="0" w:after="170" w:line="261" w:lineRule="exact"/>
+        <w:ind w:right="230"/>
+      </w:pPr>
+      <w:r>
+        <w:rPr>
+          <w:rFonts w:ascii="HG正楷書体-PRO" w:eastAsia="HG正楷書体-PRO" w:hAnsi="HG正楷書体-PRO" w:cs="HG正楷書体-PRO"/>
+          <w:b/>
+          <w:bCs/>
+          <w:color w:val="1B3A6B"/>
+          <w:sz w:val="18"/>
+          <w:szCs w:val="18"/>
+        </w:rPr>
+        <w:t xml:space="preserve">対句</w:t>
+      </w:r>
+      <w:r>
+        <w:rPr>
+          <w:rFonts w:ascii="UD デジタル教科書体 N" w:eastAsia="UD デジタル教科書体 N" w:hAnsi="UD デジタル教科書体 N" w:cs="UD デジタル教科書体 N"/>
+          <w:color w:val="1A1A1A"/>
+          <w:sz w:val="18"/>
+          <w:szCs w:val="18"/>
+        </w:rPr>
+        <w:t xml:space="preserve">　第一・二句は</w:t>
+      </w:r>
+      <w:r>
+        <w:rPr/>
+        <w:ruby>
+          <w:rubyPr>
+            <w:rubyAlign w:val="distributeLetter"/>
+            <w:hps w:val="8"/>
+            <w:hpsRaise w:val="15"/>
+            <w:hpsBaseText w:val="18"/>
+            <w:lid w:val="ja-JP"/>
+          </w:rubyPr>
+          <w:rt>
+            <w:r>
+              <w:rPr>
+                <w:rFonts w:ascii="UD デジタル教科書体 N" w:eastAsia="UD デジタル教科書体 N" w:hAnsi="UD デジタル教科書体 N" w:cs="UD デジタル教科書体 N"/>
+                <w:color w:val="1A1A1A"/>
+                <w:sz w:val="8"/>
+                <w:szCs w:val="8"/>
+              </w:rPr>
+              <w:t>へき</w:t>
+            </w:r>
+          </w:rt>
+          <w:rubyBase>
+            <w:r>
+              <w:rPr>
+                <w:rFonts w:ascii="UD デジタル教科書体 N" w:eastAsia="UD デジタル教科書体 N" w:hAnsi="UD デジタル教科書体 N" w:cs="UD デジタル教科書体 N"/>
+                <w:color w:val="1A1A1A"/>
+                <w:sz w:val="18"/>
+                <w:szCs w:val="18"/>
+              </w:rPr>
+              <w:t xml:space="preserve">碧</w:t>
+            </w:r>
+          </w:rubyBase>
+        </w:ruby>
+      </w:r>
+      <w:r>
+        <w:rPr>
+          <w:rFonts w:ascii="UD デジタル教科書体 N" w:eastAsia="UD デジタル教科書体 N" w:hAnsi="UD デジタル教科書体 N" w:cs="UD デジタル教科書体 N"/>
+          <w:color w:val="1A1A1A"/>
+          <w:sz w:val="18"/>
+          <w:szCs w:val="18"/>
+        </w:rPr>
+        <w:t xml:space="preserve">と</w:t>
+      </w:r>
+      <w:r>
+        <w:rPr/>
+        <w:ruby>
+          <w:rubyPr>
+            <w:rubyAlign w:val="distributeLetter"/>
+            <w:hps w:val="8"/>
+            <w:hpsRaise w:val="15"/>
+            <w:hpsBaseText w:val="18"/>
+            <w:lid w:val="ja-JP"/>
+          </w:rubyPr>
+          <w:rt>
+            <w:r>
+              <w:rPr>
+                <w:rFonts w:ascii="UD デジタル教科書体 N" w:eastAsia="UD デジタル教科書体 N" w:hAnsi="UD デジタル教科書体 N" w:cs="UD デジタル教科書体 N"/>
+                <w:color w:val="1A1A1A"/>
+                <w:sz w:val="8"/>
+                <w:szCs w:val="8"/>
+              </w:rPr>
+              <w:t>はく</w:t>
+            </w:r>
+          </w:rt>
+          <w:rubyBase>
+            <w:r>
+              <w:rPr>
+                <w:rFonts w:ascii="UD デジタル教科書体 N" w:eastAsia="UD デジタル教科書体 N" w:hAnsi="UD デジタル教科書体 N" w:cs="UD デジタル教科書体 N"/>
+                <w:color w:val="1A1A1A"/>
+                <w:sz w:val="18"/>
+                <w:szCs w:val="18"/>
+              </w:rPr>
+              <w:t xml:space="preserve">白</w:t>
+            </w:r>
+          </w:rubyBase>
+        </w:ruby>
+      </w:r>
+      <w:r>
+        <w:rPr>
+          <w:rFonts w:ascii="UD デジタル教科書体 N" w:eastAsia="UD デジタル教科書体 N" w:hAnsi="UD デジタル教科書体 N" w:cs="UD デジタル教科書体 N"/>
+          <w:color w:val="1A1A1A"/>
+          <w:sz w:val="18"/>
+          <w:szCs w:val="18"/>
+        </w:rPr>
+        <w:t xml:space="preserve">、</w:t>
+      </w:r>
+      <w:r>
+        <w:rPr/>
+        <w:ruby>
+          <w:rubyPr>
+            <w:rubyAlign w:val="distributeLetter"/>
+            <w:hps w:val="8"/>
+            <w:hpsRaise w:val="15"/>
+            <w:hpsBaseText w:val="18"/>
+            <w:lid w:val="ja-JP"/>
+          </w:rubyPr>
+          <w:rt>
+            <w:r>
+              <w:rPr>
+                <w:rFonts w:ascii="UD デジタル教科書体 N" w:eastAsia="UD デジタル教科書体 N" w:hAnsi="UD デジタル教科書体 N" w:cs="UD デジタル教科書体 N"/>
+                <w:color w:val="1A1A1A"/>
+                <w:sz w:val="8"/>
+                <w:szCs w:val="8"/>
+              </w:rPr>
+              <w:t>せい</w:t>
+            </w:r>
+          </w:rt>
+          <w:rubyBase>
+            <w:r>
+              <w:rPr>
+                <w:rFonts w:ascii="UD デジタル教科書体 N" w:eastAsia="UD デジタル教科書体 N" w:hAnsi="UD デジタル教科書体 N" w:cs="UD デジタル教科書体 N"/>
+                <w:color w:val="1A1A1A"/>
+                <w:sz w:val="18"/>
+                <w:szCs w:val="18"/>
+              </w:rPr>
+              <w:t xml:space="preserve">青</w:t>
+            </w:r>
+          </w:rubyBase>
+        </w:ruby>
+      </w:r>
+      <w:r>
+        <w:rPr>
+          <w:rFonts w:ascii="UD デジタル教科書体 N" w:eastAsia="UD デジタル教科書体 N" w:hAnsi="UD デジタル教科書体 N" w:cs="UD デジタル教科書体 N"/>
+          <w:color w:val="1A1A1A"/>
+          <w:sz w:val="18"/>
+          <w:szCs w:val="18"/>
+        </w:rPr>
+        <w:t xml:space="preserve">と</w:t>
+      </w:r>
+      <w:r>
+        <w:rPr/>
+        <w:ruby>
+          <w:rubyPr>
+            <w:rubyAlign w:val="distributeLetter"/>
+            <w:hps w:val="8"/>
+            <w:hpsRaise w:val="15"/>
+            <w:hpsBaseText w:val="18"/>
+            <w:lid w:val="ja-JP"/>
+          </w:rubyPr>
+          <w:rt>
+            <w:r>
+              <w:rPr>
+                <w:rFonts w:ascii="UD デジタル教科書体 N" w:eastAsia="UD デジタル教科書体 N" w:hAnsi="UD デジタル教科書体 N" w:cs="UD デジタル教科書体 N"/>
+                <w:color w:val="1A1A1A"/>
+                <w:sz w:val="8"/>
+                <w:szCs w:val="8"/>
+              </w:rPr>
+              <w:t>ぜん</w:t>
+            </w:r>
+          </w:rt>
+          <w:rubyBase>
+            <w:r>
+              <w:rPr>
+                <w:rFonts w:ascii="UD デジタル教科書体 N" w:eastAsia="UD デジタル教科書体 N" w:hAnsi="UD デジタル教科書体 N" w:cs="UD デジタル教科書体 N"/>
+                <w:color w:val="1A1A1A"/>
+                <w:sz w:val="18"/>
+                <w:szCs w:val="18"/>
+              </w:rPr>
+              <w:t xml:space="preserve">然</w:t>
+            </w:r>
+          </w:rubyBase>
+        </w:ruby>
+      </w:r>
+      <w:r>
+        <w:rPr>
+          <w:rFonts w:ascii="UD デジタル教科書体 N" w:eastAsia="UD デジタル教科書体 N" w:hAnsi="UD デジタル教科書体 N" w:cs="UD デジタル教科書体 N"/>
+          <w:color w:val="1A1A1A"/>
+          <w:sz w:val="18"/>
+          <w:szCs w:val="18"/>
+        </w:rPr>
+        <w:t xml:space="preserve">（＝赤）という色彩の対比による対句。</w:t>
       </w:r>
     </w:p>
     <w:p>

--- a/漢文プリント_表なし版/絶句_生徒版.docx
+++ b/漢文プリント_表なし版/絶句_生徒版.docx
@@ -4,8 +4,7 @@
   <w:body>
     <w:p>
       <w:pPr>
-        <w:snapToGrid w:val="0"/>
-        <w:spacing w:before="0" w:after="140" w:line="348" w:lineRule="exact"/>
+        <w:spacing w:before="0" w:after="140" w:line="240" w:lineRule="auto"/>
       </w:pPr>
       <w:r>
         <w:rPr>
@@ -23,12 +22,12 @@
           <wp:anchor distT="0" distB="0" distL="0" distR="0" simplePos="0" relativeHeight="251658240" behindDoc="1" locked="0" layoutInCell="1" allowOverlap="1">
             <wp:simplePos x="0" y="0"/>
             <wp:positionH relativeFrom="page">
-              <wp:posOffset>5393690</wp:posOffset>
+              <wp:posOffset>5175250</wp:posOffset>
             </wp:positionH>
             <wp:positionV relativeFrom="page">
               <wp:posOffset>469900</wp:posOffset>
             </wp:positionV>
-            <wp:extent cx="4311650" cy="6512560"/>
+            <wp:extent cx="4530090" cy="6512560"/>
             <wp:effectExtent l="0" t="0" r="0" b="0"/>
             <wp:wrapNone/>
             <wp:docPr id="1" name="frame1"/>
@@ -40,7 +39,7 @@
                   <wps:spPr>
                     <a:xfrm>
                       <a:off x="0" y="0"/>
-                      <a:ext cx="4311650" cy="6512560"/>
+                      <a:ext cx="4530090" cy="6512560"/>
                     </a:xfrm>
                     <a:prstGeom prst="roundRect">
                       <a:avLst>
@@ -66,7 +65,7 @@
           <wp:anchor distT="0" distB="0" distL="0" distR="0" simplePos="0" relativeHeight="251658240" behindDoc="1" locked="0" layoutInCell="1" allowOverlap="1">
             <wp:simplePos x="0" y="0"/>
             <wp:positionH relativeFrom="page">
-              <wp:posOffset>3275965</wp:posOffset>
+              <wp:posOffset>3217545</wp:posOffset>
             </wp:positionH>
             <wp:positionV relativeFrom="page">
               <wp:posOffset>469900</wp:posOffset>
@@ -109,12 +108,12 @@
           <wp:anchor distT="0" distB="0" distL="0" distR="0" simplePos="0" relativeHeight="251658240" behindDoc="1" locked="0" layoutInCell="1" allowOverlap="1">
             <wp:simplePos x="0" y="0"/>
             <wp:positionH relativeFrom="page">
-              <wp:posOffset>1249680</wp:posOffset>
+              <wp:posOffset>934085</wp:posOffset>
             </wp:positionH>
             <wp:positionV relativeFrom="page">
               <wp:posOffset>469900</wp:posOffset>
             </wp:positionV>
-            <wp:extent cx="1962785" cy="6512560"/>
+            <wp:extent cx="2219960" cy="6512560"/>
             <wp:effectExtent l="0" t="0" r="0" b="0"/>
             <wp:wrapNone/>
             <wp:docPr id="3" name="frame3"/>
@@ -126,7 +125,7 @@
                   <wps:spPr>
                     <a:xfrm>
                       <a:off x="0" y="0"/>
-                      <a:ext cx="1962785" cy="6512560"/>
+                      <a:ext cx="2219960" cy="6512560"/>
                     </a:xfrm>
                     <a:prstGeom prst="roundRect">
                       <a:avLst>
@@ -150,8 +149,7 @@
     </w:p>
     <w:p>
       <w:pPr>
-        <w:snapToGrid w:val="0"/>
-        <w:spacing w:before="0" w:after="140" w:line="319" w:lineRule="exact"/>
+        <w:spacing w:before="0" w:after="140" w:line="240" w:lineRule="auto"/>
         <w:ind w:right="2200"/>
         <w:jc w:val="right"/>
       </w:pPr>
@@ -167,7 +165,11 @@
     </w:p>
     <w:p>
       <w:pPr>
-        <w:spacing w:after="0" w:line="20" w:lineRule="exact"/>
+        <w:spacing w:after="0" w:line="240" w:lineRule="auto"/>
+        <w:rPr>
+          <w:sz w:val="2"/>
+          <w:szCs w:val="2"/>
+        </w:rPr>
         <w:sectPr>
           <w:type w:val="continuous"/>
           <w:pgSz w:w="16838" w:h="11906" w:orient="landscape"/>
@@ -180,8 +182,7 @@
     </w:p>
     <w:p>
       <w:pPr>
-        <w:snapToGrid w:val="0"/>
-        <w:spacing w:before="0" w:after="170" w:line="580" w:lineRule="exact"/>
+        <w:spacing w:before="0" w:after="170" w:line="240" w:lineRule="auto"/>
         <w:ind w:right="170"/>
       </w:pPr>
       <w:r>
@@ -304,11 +305,88 @@
           </w:rubyBase>
         </w:ruby>
       </w:r>
+      <w:r>
+        <w:rPr/>
+        <w:ruby>
+          <w:rubyPr>
+            <w:rubyAlign w:val="distributeSpace"/>
+            <w:hps w:val="18"/>
+            <w:hpsRaise w:val="34"/>
+            <w:hpsBaseText w:val="40"/>
+            <w:lid w:val="ja-JP"/>
+          </w:rubyPr>
+          <w:rt>
+            <w:r>
+              <w:rPr>
+                <w:rFonts w:ascii="HG正楷書体-PRO" w:eastAsia="HG正楷書体-PRO" w:hAnsi="HG正楷書体-PRO" w:cs="HG正楷書体-PRO"/>
+                <w:color w:val="1A1A1A"/>
+                <w:sz w:val="18"/>
+                <w:szCs w:val="18"/>
+              </w:rPr>
+              <w:t>​</w:t>
+            </w:r>
+          </w:rt>
+          <w:rubyBase>
+            <w:r>
+              <w:rPr>
+                <w:rFonts w:ascii="HG正楷書体-PRO" w:eastAsia="HG正楷書体-PRO" w:hAnsi="HG正楷書体-PRO" w:cs="HG正楷書体-PRO"/>
+                <w:color w:val="1A1A1A"/>
+                <w:sz w:val="40"/>
+                <w:szCs w:val="40"/>
+              </w:rPr>
+              <w:t xml:space="preserve">​</w:t>
+            </w:r>
+          </w:rubyBase>
+        </w:ruby>
+      </w:r>
+      <w:r>
+        <w:rPr>
+          <w:rFonts w:ascii="HG正楷書体-PRO" w:eastAsia="HG正楷書体-PRO" w:hAnsi="HG正楷書体-PRO" w:cs="HG正楷書体-PRO"/>
+          <w:color w:val="1A1A1A"/>
+          <w:sz w:val="25"/>
+          <w:szCs w:val="25"/>
+          <w:vertAlign w:val="subscript"/>
+        </w:rPr>
+        <w:t xml:space="preserve">​</w:t>
+      </w:r>
+      <w:r>
+        <w:rPr/>
+        <w:ruby>
+          <w:rubyPr>
+            <w:rubyAlign w:val="distributeSpace"/>
+            <w:hps w:val="14"/>
+            <w:hpsRaise w:val="26"/>
+            <w:hpsBaseText w:val="30"/>
+            <w:lid w:val="ja-JP"/>
+          </w:rubyPr>
+          <w:rt>
+            <w:r>
+              <w:rPr>
+                <w:rFonts w:ascii="UD デジタル教科書体 N" w:eastAsia="UD デジタル教科書体 N" w:hAnsi="UD デジタル教科書体 N" w:cs="UD デジタル教科書体 N"/>
+                <w:color w:val="1A1A1A"/>
+                <w:sz w:val="14"/>
+                <w:szCs w:val="14"/>
+              </w:rPr>
+              <w:t>​</w:t>
+            </w:r>
+          </w:rt>
+          <w:rubyBase>
+            <w:r>
+              <w:rPr>
+                <w:rFonts w:ascii="UD デジタル教科書体 N" w:eastAsia="UD デジタル教科書体 N" w:hAnsi="UD デジタル教科書体 N" w:cs="UD デジタル教科書体 N"/>
+                <w:color w:val="1A1A1A"/>
+                <w:sz w:val="30"/>
+                <w:szCs w:val="30"/>
+              </w:rPr>
+              <w:t xml:space="preserve">​</w:t>
+            </w:r>
+          </w:rubyBase>
+        </w:ruby>
+      </w:r>
     </w:p>
     <w:p>
       <w:pPr>
-        <w:snapToGrid w:val="0"/>
-        <w:spacing w:before="0" w:after="170" w:line="580" w:lineRule="exact"/>
+        <w:spacing w:before="0" w:after="170" w:line="240" w:lineRule="auto"/>
         <w:ind w:right="170"/>
       </w:pPr>
       <w:r>
@@ -441,11 +519,88 @@
           </w:rubyBase>
         </w:ruby>
       </w:r>
+      <w:r>
+        <w:rPr/>
+        <w:ruby>
+          <w:rubyPr>
+            <w:rubyAlign w:val="distributeSpace"/>
+            <w:hps w:val="18"/>
+            <w:hpsRaise w:val="34"/>
+            <w:hpsBaseText w:val="40"/>
+            <w:lid w:val="ja-JP"/>
+          </w:rubyPr>
+          <w:rt>
+            <w:r>
+              <w:rPr>
+                <w:rFonts w:ascii="HG正楷書体-PRO" w:eastAsia="HG正楷書体-PRO" w:hAnsi="HG正楷書体-PRO" w:cs="HG正楷書体-PRO"/>
+                <w:color w:val="1A1A1A"/>
+                <w:sz w:val="18"/>
+                <w:szCs w:val="18"/>
+              </w:rPr>
+              <w:t>​</w:t>
+            </w:r>
+          </w:rt>
+          <w:rubyBase>
+            <w:r>
+              <w:rPr>
+                <w:rFonts w:ascii="HG正楷書体-PRO" w:eastAsia="HG正楷書体-PRO" w:hAnsi="HG正楷書体-PRO" w:cs="HG正楷書体-PRO"/>
+                <w:color w:val="1A1A1A"/>
+                <w:sz w:val="40"/>
+                <w:szCs w:val="40"/>
+              </w:rPr>
+              <w:t xml:space="preserve">​</w:t>
+            </w:r>
+          </w:rubyBase>
+        </w:ruby>
+      </w:r>
+      <w:r>
+        <w:rPr>
+          <w:rFonts w:ascii="HG正楷書体-PRO" w:eastAsia="HG正楷書体-PRO" w:hAnsi="HG正楷書体-PRO" w:cs="HG正楷書体-PRO"/>
+          <w:color w:val="1A1A1A"/>
+          <w:sz w:val="25"/>
+          <w:szCs w:val="25"/>
+          <w:vertAlign w:val="subscript"/>
+        </w:rPr>
+        <w:t xml:space="preserve">​</w:t>
+      </w:r>
+      <w:r>
+        <w:rPr/>
+        <w:ruby>
+          <w:rubyPr>
+            <w:rubyAlign w:val="distributeSpace"/>
+            <w:hps w:val="14"/>
+            <w:hpsRaise w:val="26"/>
+            <w:hpsBaseText w:val="30"/>
+            <w:lid w:val="ja-JP"/>
+          </w:rubyPr>
+          <w:rt>
+            <w:r>
+              <w:rPr>
+                <w:rFonts w:ascii="UD デジタル教科書体 N" w:eastAsia="UD デジタル教科書体 N" w:hAnsi="UD デジタル教科書体 N" w:cs="UD デジタル教科書体 N"/>
+                <w:color w:val="1A1A1A"/>
+                <w:sz w:val="14"/>
+                <w:szCs w:val="14"/>
+              </w:rPr>
+              <w:t>​</w:t>
+            </w:r>
+          </w:rt>
+          <w:rubyBase>
+            <w:r>
+              <w:rPr>
+                <w:rFonts w:ascii="UD デジタル教科書体 N" w:eastAsia="UD デジタル教科書体 N" w:hAnsi="UD デジタル教科書体 N" w:cs="UD デジタル教科書体 N"/>
+                <w:color w:val="1A1A1A"/>
+                <w:sz w:val="30"/>
+                <w:szCs w:val="30"/>
+              </w:rPr>
+              <w:t xml:space="preserve">​</w:t>
+            </w:r>
+          </w:rubyBase>
+        </w:ruby>
+      </w:r>
     </w:p>
     <w:p>
       <w:pPr>
-        <w:snapToGrid w:val="0"/>
-        <w:spacing w:before="0" w:after="170" w:line="580" w:lineRule="exact"/>
+        <w:spacing w:before="0" w:after="170" w:line="240" w:lineRule="auto"/>
         <w:ind w:right="170"/>
       </w:pPr>
       <w:r>
@@ -534,11 +689,88 @@
           </w:rubyBase>
         </w:ruby>
       </w:r>
+      <w:r>
+        <w:rPr/>
+        <w:ruby>
+          <w:rubyPr>
+            <w:rubyAlign w:val="distributeSpace"/>
+            <w:hps w:val="18"/>
+            <w:hpsRaise w:val="34"/>
+            <w:hpsBaseText w:val="40"/>
+            <w:lid w:val="ja-JP"/>
+          </w:rubyPr>
+          <w:rt>
+            <w:r>
+              <w:rPr>
+                <w:rFonts w:ascii="HG正楷書体-PRO" w:eastAsia="HG正楷書体-PRO" w:hAnsi="HG正楷書体-PRO" w:cs="HG正楷書体-PRO"/>
+                <w:color w:val="1A1A1A"/>
+                <w:sz w:val="18"/>
+                <w:szCs w:val="18"/>
+              </w:rPr>
+              <w:t>​</w:t>
+            </w:r>
+          </w:rt>
+          <w:rubyBase>
+            <w:r>
+              <w:rPr>
+                <w:rFonts w:ascii="HG正楷書体-PRO" w:eastAsia="HG正楷書体-PRO" w:hAnsi="HG正楷書体-PRO" w:cs="HG正楷書体-PRO"/>
+                <w:color w:val="1A1A1A"/>
+                <w:sz w:val="40"/>
+                <w:szCs w:val="40"/>
+              </w:rPr>
+              <w:t xml:space="preserve">​</w:t>
+            </w:r>
+          </w:rubyBase>
+        </w:ruby>
+      </w:r>
+      <w:r>
+        <w:rPr>
+          <w:rFonts w:ascii="HG正楷書体-PRO" w:eastAsia="HG正楷書体-PRO" w:hAnsi="HG正楷書体-PRO" w:cs="HG正楷書体-PRO"/>
+          <w:color w:val="1A1A1A"/>
+          <w:sz w:val="25"/>
+          <w:szCs w:val="25"/>
+          <w:vertAlign w:val="subscript"/>
+        </w:rPr>
+        <w:t xml:space="preserve">​</w:t>
+      </w:r>
+      <w:r>
+        <w:rPr/>
+        <w:ruby>
+          <w:rubyPr>
+            <w:rubyAlign w:val="distributeSpace"/>
+            <w:hps w:val="14"/>
+            <w:hpsRaise w:val="26"/>
+            <w:hpsBaseText w:val="30"/>
+            <w:lid w:val="ja-JP"/>
+          </w:rubyPr>
+          <w:rt>
+            <w:r>
+              <w:rPr>
+                <w:rFonts w:ascii="UD デジタル教科書体 N" w:eastAsia="UD デジタル教科書体 N" w:hAnsi="UD デジタル教科書体 N" w:cs="UD デジタル教科書体 N"/>
+                <w:color w:val="1A1A1A"/>
+                <w:sz w:val="14"/>
+                <w:szCs w:val="14"/>
+              </w:rPr>
+              <w:t>​</w:t>
+            </w:r>
+          </w:rt>
+          <w:rubyBase>
+            <w:r>
+              <w:rPr>
+                <w:rFonts w:ascii="UD デジタル教科書体 N" w:eastAsia="UD デジタル教科書体 N" w:hAnsi="UD デジタル教科書体 N" w:cs="UD デジタル教科書体 N"/>
+                <w:color w:val="1A1A1A"/>
+                <w:sz w:val="30"/>
+                <w:szCs w:val="30"/>
+              </w:rPr>
+              <w:t xml:space="preserve">​</w:t>
+            </w:r>
+          </w:rubyBase>
+        </w:ruby>
+      </w:r>
     </w:p>
     <w:p>
       <w:pPr>
-        <w:snapToGrid w:val="0"/>
-        <w:spacing w:before="0" w:after="170" w:line="580" w:lineRule="exact"/>
+        <w:spacing w:before="0" w:after="170" w:line="240" w:lineRule="auto"/>
         <w:ind w:right="170"/>
       </w:pPr>
       <w:r>
@@ -682,6 +914,84 @@
                 <w:szCs w:val="40"/>
               </w:rPr>
               <w:t xml:space="preserve">年</w:t>
+            </w:r>
+          </w:rubyBase>
+        </w:ruby>
+      </w:r>
+      <w:r>
+        <w:rPr/>
+        <w:ruby>
+          <w:rubyPr>
+            <w:rubyAlign w:val="distributeSpace"/>
+            <w:hps w:val="18"/>
+            <w:hpsRaise w:val="34"/>
+            <w:hpsBaseText w:val="40"/>
+            <w:lid w:val="ja-JP"/>
+          </w:rubyPr>
+          <w:rt>
+            <w:r>
+              <w:rPr>
+                <w:rFonts w:ascii="HG正楷書体-PRO" w:eastAsia="HG正楷書体-PRO" w:hAnsi="HG正楷書体-PRO" w:cs="HG正楷書体-PRO"/>
+                <w:color w:val="1A1A1A"/>
+                <w:sz w:val="18"/>
+                <w:szCs w:val="18"/>
+              </w:rPr>
+              <w:t>​</w:t>
+            </w:r>
+          </w:rt>
+          <w:rubyBase>
+            <w:r>
+              <w:rPr>
+                <w:rFonts w:ascii="HG正楷書体-PRO" w:eastAsia="HG正楷書体-PRO" w:hAnsi="HG正楷書体-PRO" w:cs="HG正楷書体-PRO"/>
+                <w:color w:val="1A1A1A"/>
+                <w:sz w:val="40"/>
+                <w:szCs w:val="40"/>
+              </w:rPr>
+              <w:t xml:space="preserve">​</w:t>
+            </w:r>
+          </w:rubyBase>
+        </w:ruby>
+      </w:r>
+      <w:r>
+        <w:rPr>
+          <w:rFonts w:ascii="HG正楷書体-PRO" w:eastAsia="HG正楷書体-PRO" w:hAnsi="HG正楷書体-PRO" w:cs="HG正楷書体-PRO"/>
+          <w:color w:val="1A1A1A"/>
+          <w:sz w:val="25"/>
+          <w:szCs w:val="25"/>
+          <w:vertAlign w:val="subscript"/>
+        </w:rPr>
+        <w:t xml:space="preserve">​</w:t>
+      </w:r>
+      <w:r>
+        <w:rPr/>
+        <w:ruby>
+          <w:rubyPr>
+            <w:rubyAlign w:val="distributeSpace"/>
+            <w:hps w:val="14"/>
+            <w:hpsRaise w:val="26"/>
+            <w:hpsBaseText w:val="30"/>
+            <w:lid w:val="ja-JP"/>
+          </w:rubyPr>
+          <w:rt>
+            <w:r>
+              <w:rPr>
+                <w:rFonts w:ascii="UD デジタル教科書体 N" w:eastAsia="UD デジタル教科書体 N" w:hAnsi="UD デジタル教科書体 N" w:cs="UD デジタル教科書体 N"/>
+                <w:color w:val="1A1A1A"/>
+                <w:sz w:val="14"/>
+                <w:szCs w:val="14"/>
+              </w:rPr>
+              <w:t>​</w:t>
+            </w:r>
+          </w:rt>
+          <w:rubyBase>
+            <w:r>
+              <w:rPr>
+                <w:rFonts w:ascii="UD デジタル教科書体 N" w:eastAsia="UD デジタル教科書体 N" w:hAnsi="UD デジタル教科書体 N" w:cs="UD デジタル教科書体 N"/>
+                <w:color w:val="1A1A1A"/>
+                <w:sz w:val="30"/>
+                <w:szCs w:val="30"/>
+              </w:rPr>
+              <w:t xml:space="preserve">​</w:t>
             </w:r>
           </w:rubyBase>
         </w:ruby>
@@ -694,9 +1004,9 @@
           <w:left w:val="single" w:sz="4" w:space="1" w:color="A3B4CC"/>
           <w:bottom w:val="single" w:sz="4" w:space="1" w:color="A3B4CC"/>
           <w:right w:val="single" w:sz="4" w:space="1" w:color="A3B4CC"/>
+          <w:between w:val="single" w:sz="4" w:space="1" w:color="A3B4CC"/>
         </w:pBdr>
-        <w:snapToGrid w:val="0"/>
-        <w:spacing w:before="0" w:after="315" w:line="435" w:lineRule="exact"/>
+        <w:spacing w:before="0" w:after="170" w:line="240" w:lineRule="auto"/>
         <w:ind w:right="170"/>
       </w:pPr>
       <w:r>
@@ -898,6 +1208,84 @@
           <w:szCs w:val="30"/>
         </w:rPr>
         <w:t xml:space="preserve">　　　　　　　　</w:t>
+      </w:r>
+      <w:r>
+        <w:rPr/>
+        <w:ruby>
+          <w:rubyPr>
+            <w:rubyAlign w:val="distributeSpace"/>
+            <w:hps w:val="18"/>
+            <w:hpsRaise w:val="34"/>
+            <w:hpsBaseText w:val="40"/>
+            <w:lid w:val="ja-JP"/>
+          </w:rubyPr>
+          <w:rt>
+            <w:r>
+              <w:rPr>
+                <w:rFonts w:ascii="HG正楷書体-PRO" w:eastAsia="HG正楷書体-PRO" w:hAnsi="HG正楷書体-PRO" w:cs="HG正楷書体-PRO"/>
+                <w:color w:val="1A1A1A"/>
+                <w:sz w:val="18"/>
+                <w:szCs w:val="18"/>
+              </w:rPr>
+              <w:t>​</w:t>
+            </w:r>
+          </w:rt>
+          <w:rubyBase>
+            <w:r>
+              <w:rPr>
+                <w:rFonts w:ascii="HG正楷書体-PRO" w:eastAsia="HG正楷書体-PRO" w:hAnsi="HG正楷書体-PRO" w:cs="HG正楷書体-PRO"/>
+                <w:color w:val="1A1A1A"/>
+                <w:sz w:val="40"/>
+                <w:szCs w:val="40"/>
+              </w:rPr>
+              <w:t xml:space="preserve">​</w:t>
+            </w:r>
+          </w:rubyBase>
+        </w:ruby>
+      </w:r>
+      <w:r>
+        <w:rPr>
+          <w:rFonts w:ascii="HG正楷書体-PRO" w:eastAsia="HG正楷書体-PRO" w:hAnsi="HG正楷書体-PRO" w:cs="HG正楷書体-PRO"/>
+          <w:color w:val="1A1A1A"/>
+          <w:sz w:val="25"/>
+          <w:szCs w:val="25"/>
+          <w:vertAlign w:val="subscript"/>
+        </w:rPr>
+        <w:t xml:space="preserve">​</w:t>
+      </w:r>
+      <w:r>
+        <w:rPr/>
+        <w:ruby>
+          <w:rubyPr>
+            <w:rubyAlign w:val="distributeSpace"/>
+            <w:hps w:val="14"/>
+            <w:hpsRaise w:val="26"/>
+            <w:hpsBaseText w:val="30"/>
+            <w:lid w:val="ja-JP"/>
+          </w:rubyPr>
+          <w:rt>
+            <w:r>
+              <w:rPr>
+                <w:rFonts w:ascii="UD デジタル教科書体 N" w:eastAsia="UD デジタル教科書体 N" w:hAnsi="UD デジタル教科書体 N" w:cs="UD デジタル教科書体 N"/>
+                <w:color w:val="1A1A1A"/>
+                <w:sz w:val="14"/>
+                <w:szCs w:val="14"/>
+              </w:rPr>
+              <w:t>​</w:t>
+            </w:r>
+          </w:rt>
+          <w:rubyBase>
+            <w:r>
+              <w:rPr>
+                <w:rFonts w:ascii="UD デジタル教科書体 N" w:eastAsia="UD デジタル教科書体 N" w:hAnsi="UD デジタル教科書体 N" w:cs="UD デジタル教科書体 N"/>
+                <w:color w:val="1A1A1A"/>
+                <w:sz w:val="30"/>
+                <w:szCs w:val="30"/>
+              </w:rPr>
+              <w:t xml:space="preserve">​</w:t>
+            </w:r>
+          </w:rubyBase>
+        </w:ruby>
       </w:r>
     </w:p>
     <w:p>
@@ -907,9 +1295,9 @@
           <w:left w:val="single" w:sz="4" w:space="1" w:color="A3B4CC"/>
           <w:bottom w:val="single" w:sz="4" w:space="1" w:color="A3B4CC"/>
           <w:right w:val="single" w:sz="4" w:space="1" w:color="A3B4CC"/>
+          <w:between w:val="single" w:sz="4" w:space="1" w:color="A3B4CC"/>
         </w:pBdr>
-        <w:snapToGrid w:val="0"/>
-        <w:spacing w:before="0" w:after="315" w:line="435" w:lineRule="exact"/>
+        <w:spacing w:before="0" w:after="170" w:line="240" w:lineRule="auto"/>
         <w:ind w:right="170"/>
       </w:pPr>
       <w:r>
@@ -1117,6 +1505,84 @@
           <w:szCs w:val="30"/>
         </w:rPr>
         <w:t xml:space="preserve">　　　　　　　</w:t>
+      </w:r>
+      <w:r>
+        <w:rPr/>
+        <w:ruby>
+          <w:rubyPr>
+            <w:rubyAlign w:val="distributeSpace"/>
+            <w:hps w:val="18"/>
+            <w:hpsRaise w:val="34"/>
+            <w:hpsBaseText w:val="40"/>
+            <w:lid w:val="ja-JP"/>
+          </w:rubyPr>
+          <w:rt>
+            <w:r>
+              <w:rPr>
+                <w:rFonts w:ascii="HG正楷書体-PRO" w:eastAsia="HG正楷書体-PRO" w:hAnsi="HG正楷書体-PRO" w:cs="HG正楷書体-PRO"/>
+                <w:color w:val="1A1A1A"/>
+                <w:sz w:val="18"/>
+                <w:szCs w:val="18"/>
+              </w:rPr>
+              <w:t>​</w:t>
+            </w:r>
+          </w:rt>
+          <w:rubyBase>
+            <w:r>
+              <w:rPr>
+                <w:rFonts w:ascii="HG正楷書体-PRO" w:eastAsia="HG正楷書体-PRO" w:hAnsi="HG正楷書体-PRO" w:cs="HG正楷書体-PRO"/>
+                <w:color w:val="1A1A1A"/>
+                <w:sz w:val="40"/>
+                <w:szCs w:val="40"/>
+              </w:rPr>
+              <w:t xml:space="preserve">​</w:t>
+            </w:r>
+          </w:rubyBase>
+        </w:ruby>
+      </w:r>
+      <w:r>
+        <w:rPr>
+          <w:rFonts w:ascii="HG正楷書体-PRO" w:eastAsia="HG正楷書体-PRO" w:hAnsi="HG正楷書体-PRO" w:cs="HG正楷書体-PRO"/>
+          <w:color w:val="1A1A1A"/>
+          <w:sz w:val="25"/>
+          <w:szCs w:val="25"/>
+          <w:vertAlign w:val="subscript"/>
+        </w:rPr>
+        <w:t xml:space="preserve">​</w:t>
+      </w:r>
+      <w:r>
+        <w:rPr/>
+        <w:ruby>
+          <w:rubyPr>
+            <w:rubyAlign w:val="distributeSpace"/>
+            <w:hps w:val="14"/>
+            <w:hpsRaise w:val="26"/>
+            <w:hpsBaseText w:val="30"/>
+            <w:lid w:val="ja-JP"/>
+          </w:rubyPr>
+          <w:rt>
+            <w:r>
+              <w:rPr>
+                <w:rFonts w:ascii="UD デジタル教科書体 N" w:eastAsia="UD デジタル教科書体 N" w:hAnsi="UD デジタル教科書体 N" w:cs="UD デジタル教科書体 N"/>
+                <w:color w:val="1A1A1A"/>
+                <w:sz w:val="14"/>
+                <w:szCs w:val="14"/>
+              </w:rPr>
+              <w:t>​</w:t>
+            </w:r>
+          </w:rt>
+          <w:rubyBase>
+            <w:r>
+              <w:rPr>
+                <w:rFonts w:ascii="UD デジタル教科書体 N" w:eastAsia="UD デジタル教科書体 N" w:hAnsi="UD デジタル教科書体 N" w:cs="UD デジタル教科書体 N"/>
+                <w:color w:val="1A1A1A"/>
+                <w:sz w:val="30"/>
+                <w:szCs w:val="30"/>
+              </w:rPr>
+              <w:t xml:space="preserve">​</w:t>
+            </w:r>
+          </w:rubyBase>
+        </w:ruby>
       </w:r>
     </w:p>
     <w:p>
@@ -1126,9 +1592,9 @@
           <w:left w:val="single" w:sz="4" w:space="1" w:color="A3B4CC"/>
           <w:bottom w:val="single" w:sz="4" w:space="1" w:color="A3B4CC"/>
           <w:right w:val="single" w:sz="4" w:space="1" w:color="A3B4CC"/>
+          <w:between w:val="single" w:sz="4" w:space="1" w:color="A3B4CC"/>
         </w:pBdr>
-        <w:snapToGrid w:val="0"/>
-        <w:spacing w:before="0" w:after="315" w:line="435" w:lineRule="exact"/>
+        <w:spacing w:before="0" w:after="170" w:line="240" w:lineRule="auto"/>
         <w:ind w:right="170"/>
       </w:pPr>
       <w:r>
@@ -1284,6 +1750,84 @@
           <w:szCs w:val="30"/>
         </w:rPr>
         <w:t xml:space="preserve">　　　　　　　　　　　</w:t>
+      </w:r>
+      <w:r>
+        <w:rPr/>
+        <w:ruby>
+          <w:rubyPr>
+            <w:rubyAlign w:val="distributeSpace"/>
+            <w:hps w:val="18"/>
+            <w:hpsRaise w:val="34"/>
+            <w:hpsBaseText w:val="40"/>
+            <w:lid w:val="ja-JP"/>
+          </w:rubyPr>
+          <w:rt>
+            <w:r>
+              <w:rPr>
+                <w:rFonts w:ascii="HG正楷書体-PRO" w:eastAsia="HG正楷書体-PRO" w:hAnsi="HG正楷書体-PRO" w:cs="HG正楷書体-PRO"/>
+                <w:color w:val="1A1A1A"/>
+                <w:sz w:val="18"/>
+                <w:szCs w:val="18"/>
+              </w:rPr>
+              <w:t>​</w:t>
+            </w:r>
+          </w:rt>
+          <w:rubyBase>
+            <w:r>
+              <w:rPr>
+                <w:rFonts w:ascii="HG正楷書体-PRO" w:eastAsia="HG正楷書体-PRO" w:hAnsi="HG正楷書体-PRO" w:cs="HG正楷書体-PRO"/>
+                <w:color w:val="1A1A1A"/>
+                <w:sz w:val="40"/>
+                <w:szCs w:val="40"/>
+              </w:rPr>
+              <w:t xml:space="preserve">​</w:t>
+            </w:r>
+          </w:rubyBase>
+        </w:ruby>
+      </w:r>
+      <w:r>
+        <w:rPr>
+          <w:rFonts w:ascii="HG正楷書体-PRO" w:eastAsia="HG正楷書体-PRO" w:hAnsi="HG正楷書体-PRO" w:cs="HG正楷書体-PRO"/>
+          <w:color w:val="1A1A1A"/>
+          <w:sz w:val="25"/>
+          <w:szCs w:val="25"/>
+          <w:vertAlign w:val="subscript"/>
+        </w:rPr>
+        <w:t xml:space="preserve">​</w:t>
+      </w:r>
+      <w:r>
+        <w:rPr/>
+        <w:ruby>
+          <w:rubyPr>
+            <w:rubyAlign w:val="distributeSpace"/>
+            <w:hps w:val="14"/>
+            <w:hpsRaise w:val="26"/>
+            <w:hpsBaseText w:val="30"/>
+            <w:lid w:val="ja-JP"/>
+          </w:rubyPr>
+          <w:rt>
+            <w:r>
+              <w:rPr>
+                <w:rFonts w:ascii="UD デジタル教科書体 N" w:eastAsia="UD デジタル教科書体 N" w:hAnsi="UD デジタル教科書体 N" w:cs="UD デジタル教科書体 N"/>
+                <w:color w:val="1A1A1A"/>
+                <w:sz w:val="14"/>
+                <w:szCs w:val="14"/>
+              </w:rPr>
+              <w:t>​</w:t>
+            </w:r>
+          </w:rt>
+          <w:rubyBase>
+            <w:r>
+              <w:rPr>
+                <w:rFonts w:ascii="UD デジタル教科書体 N" w:eastAsia="UD デジタル教科書体 N" w:hAnsi="UD デジタル教科書体 N" w:cs="UD デジタル教科書体 N"/>
+                <w:color w:val="1A1A1A"/>
+                <w:sz w:val="30"/>
+                <w:szCs w:val="30"/>
+              </w:rPr>
+              <w:t xml:space="preserve">​</w:t>
+            </w:r>
+          </w:rubyBase>
+        </w:ruby>
       </w:r>
     </w:p>
     <w:p>
@@ -1293,9 +1837,9 @@
           <w:left w:val="single" w:sz="4" w:space="1" w:color="A3B4CC"/>
           <w:bottom w:val="single" w:sz="4" w:space="1" w:color="A3B4CC"/>
           <w:right w:val="single" w:sz="4" w:space="1" w:color="A3B4CC"/>
+          <w:between w:val="single" w:sz="4" w:space="1" w:color="A3B4CC"/>
         </w:pBdr>
-        <w:snapToGrid w:val="0"/>
-        <w:spacing w:before="0" w:after="315" w:line="435" w:lineRule="exact"/>
+        <w:spacing w:before="0" w:after="170" w:line="240" w:lineRule="auto"/>
         <w:ind w:right="170"/>
       </w:pPr>
       <w:r>
@@ -1479,10 +2023,92 @@
         </w:rPr>
         <w:t xml:space="preserve">　　　　　　　</w:t>
       </w:r>
+      <w:r>
+        <w:rPr/>
+        <w:ruby>
+          <w:rubyPr>
+            <w:rubyAlign w:val="distributeSpace"/>
+            <w:hps w:val="18"/>
+            <w:hpsRaise w:val="34"/>
+            <w:hpsBaseText w:val="40"/>
+            <w:lid w:val="ja-JP"/>
+          </w:rubyPr>
+          <w:rt>
+            <w:r>
+              <w:rPr>
+                <w:rFonts w:ascii="HG正楷書体-PRO" w:eastAsia="HG正楷書体-PRO" w:hAnsi="HG正楷書体-PRO" w:cs="HG正楷書体-PRO"/>
+                <w:color w:val="1A1A1A"/>
+                <w:sz w:val="18"/>
+                <w:szCs w:val="18"/>
+              </w:rPr>
+              <w:t>​</w:t>
+            </w:r>
+          </w:rt>
+          <w:rubyBase>
+            <w:r>
+              <w:rPr>
+                <w:rFonts w:ascii="HG正楷書体-PRO" w:eastAsia="HG正楷書体-PRO" w:hAnsi="HG正楷書体-PRO" w:cs="HG正楷書体-PRO"/>
+                <w:color w:val="1A1A1A"/>
+                <w:sz w:val="40"/>
+                <w:szCs w:val="40"/>
+              </w:rPr>
+              <w:t xml:space="preserve">​</w:t>
+            </w:r>
+          </w:rubyBase>
+        </w:ruby>
+      </w:r>
+      <w:r>
+        <w:rPr>
+          <w:rFonts w:ascii="HG正楷書体-PRO" w:eastAsia="HG正楷書体-PRO" w:hAnsi="HG正楷書体-PRO" w:cs="HG正楷書体-PRO"/>
+          <w:color w:val="1A1A1A"/>
+          <w:sz w:val="25"/>
+          <w:szCs w:val="25"/>
+          <w:vertAlign w:val="subscript"/>
+        </w:rPr>
+        <w:t xml:space="preserve">​</w:t>
+      </w:r>
+      <w:r>
+        <w:rPr/>
+        <w:ruby>
+          <w:rubyPr>
+            <w:rubyAlign w:val="distributeSpace"/>
+            <w:hps w:val="14"/>
+            <w:hpsRaise w:val="26"/>
+            <w:hpsBaseText w:val="30"/>
+            <w:lid w:val="ja-JP"/>
+          </w:rubyPr>
+          <w:rt>
+            <w:r>
+              <w:rPr>
+                <w:rFonts w:ascii="UD デジタル教科書体 N" w:eastAsia="UD デジタル教科書体 N" w:hAnsi="UD デジタル教科書体 N" w:cs="UD デジタル教科書体 N"/>
+                <w:color w:val="1A1A1A"/>
+                <w:sz w:val="14"/>
+                <w:szCs w:val="14"/>
+              </w:rPr>
+              <w:t>​</w:t>
+            </w:r>
+          </w:rt>
+          <w:rubyBase>
+            <w:r>
+              <w:rPr>
+                <w:rFonts w:ascii="UD デジタル教科書体 N" w:eastAsia="UD デジタル教科書体 N" w:hAnsi="UD デジタル教科書体 N" w:cs="UD デジタル教科書体 N"/>
+                <w:color w:val="1A1A1A"/>
+                <w:sz w:val="30"/>
+                <w:szCs w:val="30"/>
+              </w:rPr>
+              <w:t xml:space="preserve">​</w:t>
+            </w:r>
+          </w:rubyBase>
+        </w:ruby>
+      </w:r>
     </w:p>
     <w:p>
       <w:pPr>
-        <w:spacing w:after="0" w:line="20" w:lineRule="exact"/>
+        <w:spacing w:after="0" w:line="240" w:lineRule="auto"/>
+        <w:rPr>
+          <w:sz w:val="2"/>
+          <w:szCs w:val="2"/>
+        </w:rPr>
         <w:sectPr>
           <w:type w:val="continuous"/>
           <w:pgSz w:w="16838" w:h="11906" w:orient="landscape"/>
@@ -1498,8 +2124,7 @@
     </w:p>
     <w:p>
       <w:pPr>
-        <w:snapToGrid w:val="0"/>
-        <w:spacing w:before="0" w:after="170" w:line="580" w:lineRule="exact"/>
+        <w:spacing w:before="0" w:after="170" w:line="240" w:lineRule="auto"/>
         <w:ind w:right="170"/>
       </w:pPr>
       <w:r>
@@ -1622,11 +2247,88 @@
           </w:rubyBase>
         </w:ruby>
       </w:r>
+      <w:r>
+        <w:rPr/>
+        <w:ruby>
+          <w:rubyPr>
+            <w:rubyAlign w:val="distributeSpace"/>
+            <w:hps w:val="18"/>
+            <w:hpsRaise w:val="34"/>
+            <w:hpsBaseText w:val="40"/>
+            <w:lid w:val="ja-JP"/>
+          </w:rubyPr>
+          <w:rt>
+            <w:r>
+              <w:rPr>
+                <w:rFonts w:ascii="HG正楷書体-PRO" w:eastAsia="HG正楷書体-PRO" w:hAnsi="HG正楷書体-PRO" w:cs="HG正楷書体-PRO"/>
+                <w:color w:val="1A1A1A"/>
+                <w:sz w:val="18"/>
+                <w:szCs w:val="18"/>
+              </w:rPr>
+              <w:t>​</w:t>
+            </w:r>
+          </w:rt>
+          <w:rubyBase>
+            <w:r>
+              <w:rPr>
+                <w:rFonts w:ascii="HG正楷書体-PRO" w:eastAsia="HG正楷書体-PRO" w:hAnsi="HG正楷書体-PRO" w:cs="HG正楷書体-PRO"/>
+                <w:color w:val="1A1A1A"/>
+                <w:sz w:val="40"/>
+                <w:szCs w:val="40"/>
+              </w:rPr>
+              <w:t xml:space="preserve">​</w:t>
+            </w:r>
+          </w:rubyBase>
+        </w:ruby>
+      </w:r>
+      <w:r>
+        <w:rPr>
+          <w:rFonts w:ascii="HG正楷書体-PRO" w:eastAsia="HG正楷書体-PRO" w:hAnsi="HG正楷書体-PRO" w:cs="HG正楷書体-PRO"/>
+          <w:color w:val="1A1A1A"/>
+          <w:sz w:val="25"/>
+          <w:szCs w:val="25"/>
+          <w:vertAlign w:val="subscript"/>
+        </w:rPr>
+        <w:t xml:space="preserve">​</w:t>
+      </w:r>
+      <w:r>
+        <w:rPr/>
+        <w:ruby>
+          <w:rubyPr>
+            <w:rubyAlign w:val="distributeSpace"/>
+            <w:hps w:val="10"/>
+            <w:hpsRaise w:val="19"/>
+            <w:hpsBaseText w:val="22"/>
+            <w:lid w:val="ja-JP"/>
+          </w:rubyPr>
+          <w:rt>
+            <w:r>
+              <w:rPr>
+                <w:rFonts w:ascii="UD デジタル教科書体 N" w:eastAsia="UD デジタル教科書体 N" w:hAnsi="UD デジタル教科書体 N" w:cs="UD デジタル教科書体 N"/>
+                <w:color w:val="1A1A1A"/>
+                <w:sz w:val="10"/>
+                <w:szCs w:val="10"/>
+              </w:rPr>
+              <w:t>​</w:t>
+            </w:r>
+          </w:rt>
+          <w:rubyBase>
+            <w:r>
+              <w:rPr>
+                <w:rFonts w:ascii="UD デジタル教科書体 N" w:eastAsia="UD デジタル教科書体 N" w:hAnsi="UD デジタル教科書体 N" w:cs="UD デジタル教科書体 N"/>
+                <w:color w:val="1A1A1A"/>
+                <w:sz w:val="22"/>
+                <w:szCs w:val="22"/>
+              </w:rPr>
+              <w:t xml:space="preserve">​</w:t>
+            </w:r>
+          </w:rubyBase>
+        </w:ruby>
+      </w:r>
     </w:p>
     <w:p>
       <w:pPr>
-        <w:snapToGrid w:val="0"/>
-        <w:spacing w:before="0" w:after="170" w:line="580" w:lineRule="exact"/>
+        <w:spacing w:before="0" w:after="170" w:line="240" w:lineRule="auto"/>
         <w:ind w:right="170"/>
       </w:pPr>
       <w:r>
@@ -1759,11 +2461,88 @@
           </w:rubyBase>
         </w:ruby>
       </w:r>
+      <w:r>
+        <w:rPr/>
+        <w:ruby>
+          <w:rubyPr>
+            <w:rubyAlign w:val="distributeSpace"/>
+            <w:hps w:val="18"/>
+            <w:hpsRaise w:val="34"/>
+            <w:hpsBaseText w:val="40"/>
+            <w:lid w:val="ja-JP"/>
+          </w:rubyPr>
+          <w:rt>
+            <w:r>
+              <w:rPr>
+                <w:rFonts w:ascii="HG正楷書体-PRO" w:eastAsia="HG正楷書体-PRO" w:hAnsi="HG正楷書体-PRO" w:cs="HG正楷書体-PRO"/>
+                <w:color w:val="1A1A1A"/>
+                <w:sz w:val="18"/>
+                <w:szCs w:val="18"/>
+              </w:rPr>
+              <w:t>​</w:t>
+            </w:r>
+          </w:rt>
+          <w:rubyBase>
+            <w:r>
+              <w:rPr>
+                <w:rFonts w:ascii="HG正楷書体-PRO" w:eastAsia="HG正楷書体-PRO" w:hAnsi="HG正楷書体-PRO" w:cs="HG正楷書体-PRO"/>
+                <w:color w:val="1A1A1A"/>
+                <w:sz w:val="40"/>
+                <w:szCs w:val="40"/>
+              </w:rPr>
+              <w:t xml:space="preserve">​</w:t>
+            </w:r>
+          </w:rubyBase>
+        </w:ruby>
+      </w:r>
+      <w:r>
+        <w:rPr>
+          <w:rFonts w:ascii="HG正楷書体-PRO" w:eastAsia="HG正楷書体-PRO" w:hAnsi="HG正楷書体-PRO" w:cs="HG正楷書体-PRO"/>
+          <w:color w:val="1A1A1A"/>
+          <w:sz w:val="25"/>
+          <w:szCs w:val="25"/>
+          <w:vertAlign w:val="subscript"/>
+        </w:rPr>
+        <w:t xml:space="preserve">​</w:t>
+      </w:r>
+      <w:r>
+        <w:rPr/>
+        <w:ruby>
+          <w:rubyPr>
+            <w:rubyAlign w:val="distributeSpace"/>
+            <w:hps w:val="10"/>
+            <w:hpsRaise w:val="19"/>
+            <w:hpsBaseText w:val="22"/>
+            <w:lid w:val="ja-JP"/>
+          </w:rubyPr>
+          <w:rt>
+            <w:r>
+              <w:rPr>
+                <w:rFonts w:ascii="UD デジタル教科書体 N" w:eastAsia="UD デジタル教科書体 N" w:hAnsi="UD デジタル教科書体 N" w:cs="UD デジタル教科書体 N"/>
+                <w:color w:val="1A1A1A"/>
+                <w:sz w:val="10"/>
+                <w:szCs w:val="10"/>
+              </w:rPr>
+              <w:t>​</w:t>
+            </w:r>
+          </w:rt>
+          <w:rubyBase>
+            <w:r>
+              <w:rPr>
+                <w:rFonts w:ascii="UD デジタル教科書体 N" w:eastAsia="UD デジタル教科書体 N" w:hAnsi="UD デジタル教科書体 N" w:cs="UD デジタル教科書体 N"/>
+                <w:color w:val="1A1A1A"/>
+                <w:sz w:val="22"/>
+                <w:szCs w:val="22"/>
+              </w:rPr>
+              <w:t xml:space="preserve">​</w:t>
+            </w:r>
+          </w:rubyBase>
+        </w:ruby>
+      </w:r>
     </w:p>
     <w:p>
       <w:pPr>
-        <w:snapToGrid w:val="0"/>
-        <w:spacing w:before="0" w:after="170" w:line="580" w:lineRule="exact"/>
+        <w:spacing w:before="0" w:after="170" w:line="240" w:lineRule="auto"/>
         <w:ind w:right="170"/>
       </w:pPr>
       <w:r>
@@ -1852,11 +2631,88 @@
           </w:rubyBase>
         </w:ruby>
       </w:r>
+      <w:r>
+        <w:rPr/>
+        <w:ruby>
+          <w:rubyPr>
+            <w:rubyAlign w:val="distributeSpace"/>
+            <w:hps w:val="18"/>
+            <w:hpsRaise w:val="34"/>
+            <w:hpsBaseText w:val="40"/>
+            <w:lid w:val="ja-JP"/>
+          </w:rubyPr>
+          <w:rt>
+            <w:r>
+              <w:rPr>
+                <w:rFonts w:ascii="HG正楷書体-PRO" w:eastAsia="HG正楷書体-PRO" w:hAnsi="HG正楷書体-PRO" w:cs="HG正楷書体-PRO"/>
+                <w:color w:val="1A1A1A"/>
+                <w:sz w:val="18"/>
+                <w:szCs w:val="18"/>
+              </w:rPr>
+              <w:t>​</w:t>
+            </w:r>
+          </w:rt>
+          <w:rubyBase>
+            <w:r>
+              <w:rPr>
+                <w:rFonts w:ascii="HG正楷書体-PRO" w:eastAsia="HG正楷書体-PRO" w:hAnsi="HG正楷書体-PRO" w:cs="HG正楷書体-PRO"/>
+                <w:color w:val="1A1A1A"/>
+                <w:sz w:val="40"/>
+                <w:szCs w:val="40"/>
+              </w:rPr>
+              <w:t xml:space="preserve">​</w:t>
+            </w:r>
+          </w:rubyBase>
+        </w:ruby>
+      </w:r>
+      <w:r>
+        <w:rPr>
+          <w:rFonts w:ascii="HG正楷書体-PRO" w:eastAsia="HG正楷書体-PRO" w:hAnsi="HG正楷書体-PRO" w:cs="HG正楷書体-PRO"/>
+          <w:color w:val="1A1A1A"/>
+          <w:sz w:val="25"/>
+          <w:szCs w:val="25"/>
+          <w:vertAlign w:val="subscript"/>
+        </w:rPr>
+        <w:t xml:space="preserve">​</w:t>
+      </w:r>
+      <w:r>
+        <w:rPr/>
+        <w:ruby>
+          <w:rubyPr>
+            <w:rubyAlign w:val="distributeSpace"/>
+            <w:hps w:val="10"/>
+            <w:hpsRaise w:val="19"/>
+            <w:hpsBaseText w:val="22"/>
+            <w:lid w:val="ja-JP"/>
+          </w:rubyPr>
+          <w:rt>
+            <w:r>
+              <w:rPr>
+                <w:rFonts w:ascii="UD デジタル教科書体 N" w:eastAsia="UD デジタル教科書体 N" w:hAnsi="UD デジタル教科書体 N" w:cs="UD デジタル教科書体 N"/>
+                <w:color w:val="1A1A1A"/>
+                <w:sz w:val="10"/>
+                <w:szCs w:val="10"/>
+              </w:rPr>
+              <w:t>​</w:t>
+            </w:r>
+          </w:rt>
+          <w:rubyBase>
+            <w:r>
+              <w:rPr>
+                <w:rFonts w:ascii="UD デジタル教科書体 N" w:eastAsia="UD デジタル教科書体 N" w:hAnsi="UD デジタル教科書体 N" w:cs="UD デジタル教科書体 N"/>
+                <w:color w:val="1A1A1A"/>
+                <w:sz w:val="22"/>
+                <w:szCs w:val="22"/>
+              </w:rPr>
+              <w:t xml:space="preserve">​</w:t>
+            </w:r>
+          </w:rubyBase>
+        </w:ruby>
+      </w:r>
     </w:p>
     <w:p>
       <w:pPr>
-        <w:snapToGrid w:val="0"/>
-        <w:spacing w:before="0" w:after="170" w:line="580" w:lineRule="exact"/>
+        <w:spacing w:before="0" w:after="170" w:line="240" w:lineRule="auto"/>
         <w:ind w:right="170"/>
       </w:pPr>
       <w:r>
@@ -2000,6 +2856,84 @@
                 <w:szCs w:val="40"/>
               </w:rPr>
               <w:t xml:space="preserve">年</w:t>
+            </w:r>
+          </w:rubyBase>
+        </w:ruby>
+      </w:r>
+      <w:r>
+        <w:rPr/>
+        <w:ruby>
+          <w:rubyPr>
+            <w:rubyAlign w:val="distributeSpace"/>
+            <w:hps w:val="18"/>
+            <w:hpsRaise w:val="34"/>
+            <w:hpsBaseText w:val="40"/>
+            <w:lid w:val="ja-JP"/>
+          </w:rubyPr>
+          <w:rt>
+            <w:r>
+              <w:rPr>
+                <w:rFonts w:ascii="HG正楷書体-PRO" w:eastAsia="HG正楷書体-PRO" w:hAnsi="HG正楷書体-PRO" w:cs="HG正楷書体-PRO"/>
+                <w:color w:val="1A1A1A"/>
+                <w:sz w:val="18"/>
+                <w:szCs w:val="18"/>
+              </w:rPr>
+              <w:t>​</w:t>
+            </w:r>
+          </w:rt>
+          <w:rubyBase>
+            <w:r>
+              <w:rPr>
+                <w:rFonts w:ascii="HG正楷書体-PRO" w:eastAsia="HG正楷書体-PRO" w:hAnsi="HG正楷書体-PRO" w:cs="HG正楷書体-PRO"/>
+                <w:color w:val="1A1A1A"/>
+                <w:sz w:val="40"/>
+                <w:szCs w:val="40"/>
+              </w:rPr>
+              <w:t xml:space="preserve">​</w:t>
+            </w:r>
+          </w:rubyBase>
+        </w:ruby>
+      </w:r>
+      <w:r>
+        <w:rPr>
+          <w:rFonts w:ascii="HG正楷書体-PRO" w:eastAsia="HG正楷書体-PRO" w:hAnsi="HG正楷書体-PRO" w:cs="HG正楷書体-PRO"/>
+          <w:color w:val="1A1A1A"/>
+          <w:sz w:val="25"/>
+          <w:szCs w:val="25"/>
+          <w:vertAlign w:val="subscript"/>
+        </w:rPr>
+        <w:t xml:space="preserve">​</w:t>
+      </w:r>
+      <w:r>
+        <w:rPr/>
+        <w:ruby>
+          <w:rubyPr>
+            <w:rubyAlign w:val="distributeSpace"/>
+            <w:hps w:val="10"/>
+            <w:hpsRaise w:val="19"/>
+            <w:hpsBaseText w:val="22"/>
+            <w:lid w:val="ja-JP"/>
+          </w:rubyPr>
+          <w:rt>
+            <w:r>
+              <w:rPr>
+                <w:rFonts w:ascii="UD デジタル教科書体 N" w:eastAsia="UD デジタル教科書体 N" w:hAnsi="UD デジタル教科書体 N" w:cs="UD デジタル教科書体 N"/>
+                <w:color w:val="1A1A1A"/>
+                <w:sz w:val="10"/>
+                <w:szCs w:val="10"/>
+              </w:rPr>
+              <w:t>​</w:t>
+            </w:r>
+          </w:rt>
+          <w:rubyBase>
+            <w:r>
+              <w:rPr>
+                <w:rFonts w:ascii="UD デジタル教科書体 N" w:eastAsia="UD デジタル教科書体 N" w:hAnsi="UD デジタル教科書体 N" w:cs="UD デジタル教科書体 N"/>
+                <w:color w:val="1A1A1A"/>
+                <w:sz w:val="22"/>
+                <w:szCs w:val="22"/>
+              </w:rPr>
+              <w:t xml:space="preserve">​</w:t>
             </w:r>
           </w:rubyBase>
         </w:ruby>
@@ -2012,9 +2946,9 @@
           <w:left w:val="single" w:sz="4" w:space="1" w:color="A3B4CC"/>
           <w:bottom w:val="single" w:sz="4" w:space="1" w:color="A3B4CC"/>
           <w:right w:val="single" w:sz="4" w:space="1" w:color="A3B4CC"/>
+          <w:between w:val="single" w:sz="4" w:space="1" w:color="A3B4CC"/>
         </w:pBdr>
-        <w:snapToGrid w:val="0"/>
-        <w:spacing w:before="0" w:after="431" w:line="319" w:lineRule="exact"/>
+        <w:spacing w:before="0" w:after="170" w:line="240" w:lineRule="auto"/>
         <w:ind w:right="170"/>
       </w:pPr>
       <w:r>
@@ -2037,6 +2971,84 @@
           <w:szCs w:val="22"/>
         </w:rPr>
         <w:t xml:space="preserve">　　　　</w:t>
+      </w:r>
+      <w:r>
+        <w:rPr/>
+        <w:ruby>
+          <w:rubyPr>
+            <w:rubyAlign w:val="distributeSpace"/>
+            <w:hps w:val="18"/>
+            <w:hpsRaise w:val="34"/>
+            <w:hpsBaseText w:val="40"/>
+            <w:lid w:val="ja-JP"/>
+          </w:rubyPr>
+          <w:rt>
+            <w:r>
+              <w:rPr>
+                <w:rFonts w:ascii="HG正楷書体-PRO" w:eastAsia="HG正楷書体-PRO" w:hAnsi="HG正楷書体-PRO" w:cs="HG正楷書体-PRO"/>
+                <w:color w:val="1A1A1A"/>
+                <w:sz w:val="18"/>
+                <w:szCs w:val="18"/>
+              </w:rPr>
+              <w:t>​</w:t>
+            </w:r>
+          </w:rt>
+          <w:rubyBase>
+            <w:r>
+              <w:rPr>
+                <w:rFonts w:ascii="HG正楷書体-PRO" w:eastAsia="HG正楷書体-PRO" w:hAnsi="HG正楷書体-PRO" w:cs="HG正楷書体-PRO"/>
+                <w:color w:val="1A1A1A"/>
+                <w:sz w:val="40"/>
+                <w:szCs w:val="40"/>
+              </w:rPr>
+              <w:t xml:space="preserve">​</w:t>
+            </w:r>
+          </w:rubyBase>
+        </w:ruby>
+      </w:r>
+      <w:r>
+        <w:rPr>
+          <w:rFonts w:ascii="HG正楷書体-PRO" w:eastAsia="HG正楷書体-PRO" w:hAnsi="HG正楷書体-PRO" w:cs="HG正楷書体-PRO"/>
+          <w:color w:val="1A1A1A"/>
+          <w:sz w:val="25"/>
+          <w:szCs w:val="25"/>
+          <w:vertAlign w:val="subscript"/>
+        </w:rPr>
+        <w:t xml:space="preserve">​</w:t>
+      </w:r>
+      <w:r>
+        <w:rPr/>
+        <w:ruby>
+          <w:rubyPr>
+            <w:rubyAlign w:val="distributeSpace"/>
+            <w:hps w:val="10"/>
+            <w:hpsRaise w:val="19"/>
+            <w:hpsBaseText w:val="22"/>
+            <w:lid w:val="ja-JP"/>
+          </w:rubyPr>
+          <w:rt>
+            <w:r>
+              <w:rPr>
+                <w:rFonts w:ascii="UD デジタル教科書体 N" w:eastAsia="UD デジタル教科書体 N" w:hAnsi="UD デジタル教科書体 N" w:cs="UD デジタル教科書体 N"/>
+                <w:color w:val="1A1A1A"/>
+                <w:sz w:val="10"/>
+                <w:szCs w:val="10"/>
+              </w:rPr>
+              <w:t>​</w:t>
+            </w:r>
+          </w:rt>
+          <w:rubyBase>
+            <w:r>
+              <w:rPr>
+                <w:rFonts w:ascii="UD デジタル教科書体 N" w:eastAsia="UD デジタル教科書体 N" w:hAnsi="UD デジタル教科書体 N" w:cs="UD デジタル教科書体 N"/>
+                <w:color w:val="1A1A1A"/>
+                <w:sz w:val="22"/>
+                <w:szCs w:val="22"/>
+              </w:rPr>
+              <w:t xml:space="preserve">​</w:t>
+            </w:r>
+          </w:rubyBase>
+        </w:ruby>
       </w:r>
     </w:p>
     <w:p>
@@ -2046,9 +3058,9 @@
           <w:left w:val="single" w:sz="4" w:space="1" w:color="A3B4CC"/>
           <w:bottom w:val="single" w:sz="4" w:space="1" w:color="A3B4CC"/>
           <w:right w:val="single" w:sz="4" w:space="1" w:color="A3B4CC"/>
+          <w:between w:val="single" w:sz="4" w:space="1" w:color="A3B4CC"/>
         </w:pBdr>
-        <w:snapToGrid w:val="0"/>
-        <w:spacing w:before="0" w:after="431" w:line="319" w:lineRule="exact"/>
+        <w:spacing w:before="0" w:after="170" w:line="240" w:lineRule="auto"/>
         <w:ind w:right="170"/>
       </w:pPr>
       <w:r>
@@ -2068,6 +3080,84 @@
           <w:szCs w:val="22"/>
         </w:rPr>
         <w:t xml:space="preserve">　　</w:t>
+      </w:r>
+      <w:r>
+        <w:rPr/>
+        <w:ruby>
+          <w:rubyPr>
+            <w:rubyAlign w:val="distributeSpace"/>
+            <w:hps w:val="18"/>
+            <w:hpsRaise w:val="34"/>
+            <w:hpsBaseText w:val="40"/>
+            <w:lid w:val="ja-JP"/>
+          </w:rubyPr>
+          <w:rt>
+            <w:r>
+              <w:rPr>
+                <w:rFonts w:ascii="HG正楷書体-PRO" w:eastAsia="HG正楷書体-PRO" w:hAnsi="HG正楷書体-PRO" w:cs="HG正楷書体-PRO"/>
+                <w:color w:val="1A1A1A"/>
+                <w:sz w:val="18"/>
+                <w:szCs w:val="18"/>
+              </w:rPr>
+              <w:t>​</w:t>
+            </w:r>
+          </w:rt>
+          <w:rubyBase>
+            <w:r>
+              <w:rPr>
+                <w:rFonts w:ascii="HG正楷書体-PRO" w:eastAsia="HG正楷書体-PRO" w:hAnsi="HG正楷書体-PRO" w:cs="HG正楷書体-PRO"/>
+                <w:color w:val="1A1A1A"/>
+                <w:sz w:val="40"/>
+                <w:szCs w:val="40"/>
+              </w:rPr>
+              <w:t xml:space="preserve">​</w:t>
+            </w:r>
+          </w:rubyBase>
+        </w:ruby>
+      </w:r>
+      <w:r>
+        <w:rPr>
+          <w:rFonts w:ascii="HG正楷書体-PRO" w:eastAsia="HG正楷書体-PRO" w:hAnsi="HG正楷書体-PRO" w:cs="HG正楷書体-PRO"/>
+          <w:color w:val="1A1A1A"/>
+          <w:sz w:val="25"/>
+          <w:szCs w:val="25"/>
+          <w:vertAlign w:val="subscript"/>
+        </w:rPr>
+        <w:t xml:space="preserve">​</w:t>
+      </w:r>
+      <w:r>
+        <w:rPr/>
+        <w:ruby>
+          <w:rubyPr>
+            <w:rubyAlign w:val="distributeSpace"/>
+            <w:hps w:val="10"/>
+            <w:hpsRaise w:val="19"/>
+            <w:hpsBaseText w:val="22"/>
+            <w:lid w:val="ja-JP"/>
+          </w:rubyPr>
+          <w:rt>
+            <w:r>
+              <w:rPr>
+                <w:rFonts w:ascii="UD デジタル教科書体 N" w:eastAsia="UD デジタル教科書体 N" w:hAnsi="UD デジタル教科書体 N" w:cs="UD デジタル教科書体 N"/>
+                <w:color w:val="1A1A1A"/>
+                <w:sz w:val="10"/>
+                <w:szCs w:val="10"/>
+              </w:rPr>
+              <w:t>​</w:t>
+            </w:r>
+          </w:rt>
+          <w:rubyBase>
+            <w:r>
+              <w:rPr>
+                <w:rFonts w:ascii="UD デジタル教科書体 N" w:eastAsia="UD デジタル教科書体 N" w:hAnsi="UD デジタル教科書体 N" w:cs="UD デジタル教科書体 N"/>
+                <w:color w:val="1A1A1A"/>
+                <w:sz w:val="22"/>
+                <w:szCs w:val="22"/>
+              </w:rPr>
+              <w:t xml:space="preserve">​</w:t>
+            </w:r>
+          </w:rubyBase>
+        </w:ruby>
       </w:r>
     </w:p>
     <w:p>
@@ -2077,9 +3167,9 @@
           <w:left w:val="single" w:sz="4" w:space="1" w:color="A3B4CC"/>
           <w:bottom w:val="single" w:sz="4" w:space="1" w:color="A3B4CC"/>
           <w:right w:val="single" w:sz="4" w:space="1" w:color="A3B4CC"/>
+          <w:between w:val="single" w:sz="4" w:space="1" w:color="A3B4CC"/>
         </w:pBdr>
-        <w:snapToGrid w:val="0"/>
-        <w:spacing w:before="0" w:after="431" w:line="319" w:lineRule="exact"/>
+        <w:spacing w:before="0" w:after="170" w:line="240" w:lineRule="auto"/>
         <w:ind w:right="170"/>
       </w:pPr>
       <w:r>
@@ -2099,6 +3189,84 @@
           <w:szCs w:val="22"/>
         </w:rPr>
         <w:t xml:space="preserve">　　</w:t>
+      </w:r>
+      <w:r>
+        <w:rPr/>
+        <w:ruby>
+          <w:rubyPr>
+            <w:rubyAlign w:val="distributeSpace"/>
+            <w:hps w:val="18"/>
+            <w:hpsRaise w:val="34"/>
+            <w:hpsBaseText w:val="40"/>
+            <w:lid w:val="ja-JP"/>
+          </w:rubyPr>
+          <w:rt>
+            <w:r>
+              <w:rPr>
+                <w:rFonts w:ascii="HG正楷書体-PRO" w:eastAsia="HG正楷書体-PRO" w:hAnsi="HG正楷書体-PRO" w:cs="HG正楷書体-PRO"/>
+                <w:color w:val="1A1A1A"/>
+                <w:sz w:val="18"/>
+                <w:szCs w:val="18"/>
+              </w:rPr>
+              <w:t>​</w:t>
+            </w:r>
+          </w:rt>
+          <w:rubyBase>
+            <w:r>
+              <w:rPr>
+                <w:rFonts w:ascii="HG正楷書体-PRO" w:eastAsia="HG正楷書体-PRO" w:hAnsi="HG正楷書体-PRO" w:cs="HG正楷書体-PRO"/>
+                <w:color w:val="1A1A1A"/>
+                <w:sz w:val="40"/>
+                <w:szCs w:val="40"/>
+              </w:rPr>
+              <w:t xml:space="preserve">​</w:t>
+            </w:r>
+          </w:rubyBase>
+        </w:ruby>
+      </w:r>
+      <w:r>
+        <w:rPr>
+          <w:rFonts w:ascii="HG正楷書体-PRO" w:eastAsia="HG正楷書体-PRO" w:hAnsi="HG正楷書体-PRO" w:cs="HG正楷書体-PRO"/>
+          <w:color w:val="1A1A1A"/>
+          <w:sz w:val="25"/>
+          <w:szCs w:val="25"/>
+          <w:vertAlign w:val="subscript"/>
+        </w:rPr>
+        <w:t xml:space="preserve">​</w:t>
+      </w:r>
+      <w:r>
+        <w:rPr/>
+        <w:ruby>
+          <w:rubyPr>
+            <w:rubyAlign w:val="distributeSpace"/>
+            <w:hps w:val="10"/>
+            <w:hpsRaise w:val="19"/>
+            <w:hpsBaseText w:val="22"/>
+            <w:lid w:val="ja-JP"/>
+          </w:rubyPr>
+          <w:rt>
+            <w:r>
+              <w:rPr>
+                <w:rFonts w:ascii="UD デジタル教科書体 N" w:eastAsia="UD デジタル教科書体 N" w:hAnsi="UD デジタル教科書体 N" w:cs="UD デジタル教科書体 N"/>
+                <w:color w:val="1A1A1A"/>
+                <w:sz w:val="10"/>
+                <w:szCs w:val="10"/>
+              </w:rPr>
+              <w:t>​</w:t>
+            </w:r>
+          </w:rt>
+          <w:rubyBase>
+            <w:r>
+              <w:rPr>
+                <w:rFonts w:ascii="UD デジタル教科書体 N" w:eastAsia="UD デジタル教科書体 N" w:hAnsi="UD デジタル教科書体 N" w:cs="UD デジタル教科書体 N"/>
+                <w:color w:val="1A1A1A"/>
+                <w:sz w:val="22"/>
+                <w:szCs w:val="22"/>
+              </w:rPr>
+              <w:t xml:space="preserve">​</w:t>
+            </w:r>
+          </w:rubyBase>
+        </w:ruby>
       </w:r>
     </w:p>
     <w:p>
@@ -2108,9 +3276,9 @@
           <w:left w:val="single" w:sz="4" w:space="1" w:color="A3B4CC"/>
           <w:bottom w:val="single" w:sz="4" w:space="1" w:color="A3B4CC"/>
           <w:right w:val="single" w:sz="4" w:space="1" w:color="A3B4CC"/>
+          <w:between w:val="single" w:sz="4" w:space="1" w:color="A3B4CC"/>
         </w:pBdr>
-        <w:snapToGrid w:val="0"/>
-        <w:spacing w:before="0" w:after="431" w:line="319" w:lineRule="exact"/>
+        <w:spacing w:before="0" w:after="170" w:line="240" w:lineRule="auto"/>
         <w:ind w:right="170"/>
       </w:pPr>
       <w:r>
@@ -2131,10 +3299,92 @@
         </w:rPr>
         <w:t xml:space="preserve">　　　</w:t>
       </w:r>
+      <w:r>
+        <w:rPr/>
+        <w:ruby>
+          <w:rubyPr>
+            <w:rubyAlign w:val="distributeSpace"/>
+            <w:hps w:val="18"/>
+            <w:hpsRaise w:val="34"/>
+            <w:hpsBaseText w:val="40"/>
+            <w:lid w:val="ja-JP"/>
+          </w:rubyPr>
+          <w:rt>
+            <w:r>
+              <w:rPr>
+                <w:rFonts w:ascii="HG正楷書体-PRO" w:eastAsia="HG正楷書体-PRO" w:hAnsi="HG正楷書体-PRO" w:cs="HG正楷書体-PRO"/>
+                <w:color w:val="1A1A1A"/>
+                <w:sz w:val="18"/>
+                <w:szCs w:val="18"/>
+              </w:rPr>
+              <w:t>​</w:t>
+            </w:r>
+          </w:rt>
+          <w:rubyBase>
+            <w:r>
+              <w:rPr>
+                <w:rFonts w:ascii="HG正楷書体-PRO" w:eastAsia="HG正楷書体-PRO" w:hAnsi="HG正楷書体-PRO" w:cs="HG正楷書体-PRO"/>
+                <w:color w:val="1A1A1A"/>
+                <w:sz w:val="40"/>
+                <w:szCs w:val="40"/>
+              </w:rPr>
+              <w:t xml:space="preserve">​</w:t>
+            </w:r>
+          </w:rubyBase>
+        </w:ruby>
+      </w:r>
+      <w:r>
+        <w:rPr>
+          <w:rFonts w:ascii="HG正楷書体-PRO" w:eastAsia="HG正楷書体-PRO" w:hAnsi="HG正楷書体-PRO" w:cs="HG正楷書体-PRO"/>
+          <w:color w:val="1A1A1A"/>
+          <w:sz w:val="25"/>
+          <w:szCs w:val="25"/>
+          <w:vertAlign w:val="subscript"/>
+        </w:rPr>
+        <w:t xml:space="preserve">​</w:t>
+      </w:r>
+      <w:r>
+        <w:rPr/>
+        <w:ruby>
+          <w:rubyPr>
+            <w:rubyAlign w:val="distributeSpace"/>
+            <w:hps w:val="10"/>
+            <w:hpsRaise w:val="19"/>
+            <w:hpsBaseText w:val="22"/>
+            <w:lid w:val="ja-JP"/>
+          </w:rubyPr>
+          <w:rt>
+            <w:r>
+              <w:rPr>
+                <w:rFonts w:ascii="UD デジタル教科書体 N" w:eastAsia="UD デジタル教科書体 N" w:hAnsi="UD デジタル教科書体 N" w:cs="UD デジタル教科書体 N"/>
+                <w:color w:val="1A1A1A"/>
+                <w:sz w:val="10"/>
+                <w:szCs w:val="10"/>
+              </w:rPr>
+              <w:t>​</w:t>
+            </w:r>
+          </w:rt>
+          <w:rubyBase>
+            <w:r>
+              <w:rPr>
+                <w:rFonts w:ascii="UD デジタル教科書体 N" w:eastAsia="UD デジタル教科書体 N" w:hAnsi="UD デジタル教科書体 N" w:cs="UD デジタル教科書体 N"/>
+                <w:color w:val="1A1A1A"/>
+                <w:sz w:val="22"/>
+                <w:szCs w:val="22"/>
+              </w:rPr>
+              <w:t xml:space="preserve">​</w:t>
+            </w:r>
+          </w:rubyBase>
+        </w:ruby>
+      </w:r>
     </w:p>
     <w:p>
       <w:pPr>
-        <w:spacing w:after="0" w:line="20" w:lineRule="exact"/>
+        <w:spacing w:after="0" w:line="240" w:lineRule="auto"/>
+        <w:rPr>
+          <w:sz w:val="2"/>
+          <w:szCs w:val="2"/>
+        </w:rPr>
         <w:sectPr>
           <w:type w:val="continuous"/>
           <w:pgSz w:w="16838" w:h="11906" w:orient="landscape"/>
@@ -2150,8 +3400,7 @@
     </w:p>
     <w:p>
       <w:pPr>
-        <w:snapToGrid w:val="0"/>
-        <w:spacing w:before="0" w:after="170" w:line="304" w:lineRule="exact"/>
+        <w:spacing w:before="0" w:after="170" w:line="240" w:lineRule="auto"/>
         <w:ind w:right="230"/>
       </w:pPr>
       <w:r>
@@ -2168,8 +3417,7 @@
     </w:p>
     <w:p>
       <w:pPr>
-        <w:snapToGrid w:val="0"/>
-        <w:spacing w:before="0" w:after="170" w:line="261" w:lineRule="exact"/>
+        <w:spacing w:before="0" w:after="170" w:line="240" w:lineRule="auto"/>
         <w:ind w:right="230"/>
       </w:pPr>
       <w:r>
@@ -2222,8 +3470,7 @@
     </w:p>
     <w:p>
       <w:pPr>
-        <w:snapToGrid w:val="0"/>
-        <w:spacing w:before="0" w:after="170" w:line="261" w:lineRule="exact"/>
+        <w:spacing w:before="0" w:after="170" w:line="240" w:lineRule="auto"/>
         <w:ind w:right="230"/>
       </w:pPr>
       <w:r>
@@ -2257,8 +3504,7 @@
     </w:p>
     <w:p>
       <w:pPr>
-        <w:snapToGrid w:val="0"/>
-        <w:spacing w:before="0" w:after="170" w:line="261" w:lineRule="exact"/>
+        <w:spacing w:before="0" w:after="170" w:line="240" w:lineRule="auto"/>
         <w:ind w:right="230"/>
       </w:pPr>
       <w:r>
@@ -2311,8 +3557,7 @@
     </w:p>
     <w:p>
       <w:pPr>
-        <w:snapToGrid w:val="0"/>
-        <w:spacing w:before="0" w:after="170" w:line="304" w:lineRule="exact"/>
+        <w:spacing w:before="0" w:after="170" w:line="240" w:lineRule="auto"/>
         <w:ind w:right="230"/>
       </w:pPr>
       <w:r>
@@ -2329,8 +3574,7 @@
     </w:p>
     <w:p>
       <w:pPr>
-        <w:snapToGrid w:val="0"/>
-        <w:spacing w:before="0" w:after="170" w:line="261" w:lineRule="exact"/>
+        <w:spacing w:before="0" w:after="170" w:line="240" w:lineRule="auto"/>
         <w:ind w:right="230"/>
       </w:pPr>
       <w:r>
@@ -2345,8 +3589,7 @@
     </w:p>
     <w:p>
       <w:pPr>
-        <w:snapToGrid w:val="0"/>
-        <w:spacing w:before="0" w:after="170" w:line="261" w:lineRule="exact"/>
+        <w:spacing w:before="0" w:after="170" w:line="240" w:lineRule="auto"/>
         <w:ind w:right="230"/>
       </w:pPr>
       <w:r>
@@ -2380,8 +3623,7 @@
     </w:p>
     <w:p>
       <w:pPr>
-        <w:snapToGrid w:val="0"/>
-        <w:spacing w:before="0" w:after="170" w:line="304" w:lineRule="exact"/>
+        <w:spacing w:before="0" w:after="170" w:line="240" w:lineRule="auto"/>
         <w:ind w:right="230"/>
       </w:pPr>
       <w:r>
@@ -2398,8 +3640,7 @@
     </w:p>
     <w:p>
       <w:pPr>
-        <w:snapToGrid w:val="0"/>
-        <w:spacing w:before="0" w:after="170" w:line="261" w:lineRule="exact"/>
+        <w:spacing w:before="0" w:after="170" w:line="240" w:lineRule="auto"/>
         <w:ind w:right="230"/>
       </w:pPr>
       <w:r>
@@ -2511,8 +3752,7 @@
     </w:p>
     <w:p>
       <w:pPr>
-        <w:snapToGrid w:val="0"/>
-        <w:spacing w:before="0" w:after="170" w:line="261" w:lineRule="exact"/>
+        <w:spacing w:before="0" w:after="170" w:line="240" w:lineRule="auto"/>
         <w:ind w:right="230"/>
       </w:pPr>
       <w:r>
@@ -2527,8 +3767,7 @@
     </w:p>
     <w:p>
       <w:pPr>
-        <w:snapToGrid w:val="0"/>
-        <w:spacing w:before="0" w:after="170" w:line="261" w:lineRule="exact"/>
+        <w:spacing w:before="0" w:after="170" w:line="240" w:lineRule="auto"/>
         <w:ind w:right="230"/>
       </w:pPr>
       <w:r>
@@ -2726,8 +3965,7 @@
     </w:p>
     <w:p>
       <w:pPr>
-        <w:snapToGrid w:val="0"/>
-        <w:spacing w:before="0" w:after="170" w:line="304" w:lineRule="exact"/>
+        <w:spacing w:before="0" w:after="170" w:line="240" w:lineRule="auto"/>
         <w:ind w:right="230"/>
       </w:pPr>
       <w:r>
@@ -2744,8 +3982,7 @@
     </w:p>
     <w:p>
       <w:pPr>
-        <w:snapToGrid w:val="0"/>
-        <w:spacing w:before="0" w:after="170" w:line="261" w:lineRule="exact"/>
+        <w:spacing w:before="0" w:after="170" w:line="240" w:lineRule="auto"/>
         <w:ind w:right="230"/>
       </w:pPr>
       <w:r>
@@ -2814,8 +4051,7 @@
     </w:p>
     <w:p>
       <w:pPr>
-        <w:snapToGrid w:val="0"/>
-        <w:spacing w:before="0" w:after="170" w:line="261" w:lineRule="exact"/>
+        <w:spacing w:before="0" w:after="170" w:line="240" w:lineRule="auto"/>
         <w:ind w:right="230"/>
       </w:pPr>
       <w:r>
@@ -3008,7 +4244,7 @@
     </w:rPrDefault>
     <w:pPrDefault>
       <w:pPr>
-        <w:spacing w:after="0" w:line="304" w:lineRule="exact"/>
+        <w:spacing w:after="0" w:line="240" w:lineRule="auto"/>
         <w:jc w:val="both"/>
       </w:pPr>
     </w:pPrDefault>
@@ -3016,7 +4252,7 @@
   <w:style w:type="paragraph" w:default="1" w:styleId="a">
     <w:name w:val="Normal"/>
     <w:pPr>
-      <w:spacing w:after="0" w:line="304" w:lineRule="exact"/>
+      <w:spacing w:after="0" w:line="240" w:lineRule="auto"/>
     </w:pPr>
     <w:qFormat/>
   </w:style>
